--- a/SofíaNegueruelaAvellaneda_ExamenFinal.docx
+++ b/SofíaNegueruelaAvellaneda_ExamenFinal.docx
@@ -16,12 +16,16 @@
       </w:r>
     </w:p>
     <w:p>
+      <w:pPr>
+        <w:spacing w:after="0"/>
+      </w:pPr>
       <w:r>
         <w:t xml:space="preserve">PS C:\Users\sofin\Desktop\4 iMAT\Tecnologías para la Digitalización\Laboratorio\EXAMEN\td-exam-2026-alumni\terraform&gt; terraform init                            </w:t>
       </w:r>
     </w:p>
     <w:p>
       <w:pPr>
+        <w:spacing w:after="0"/>
         <w:rPr>
           <w:lang w:val="en-US"/>
         </w:rPr>
@@ -35,6 +39,7 @@
     </w:p>
     <w:p>
       <w:pPr>
+        <w:spacing w:after="0"/>
         <w:rPr>
           <w:lang w:val="en-US"/>
         </w:rPr>
@@ -48,6 +53,7 @@
     </w:p>
     <w:p>
       <w:pPr>
+        <w:spacing w:after="0"/>
         <w:rPr>
           <w:lang w:val="en-US"/>
         </w:rPr>
@@ -61,6 +67,7 @@
     </w:p>
     <w:p>
       <w:pPr>
+        <w:spacing w:after="0"/>
         <w:rPr>
           <w:lang w:val="en-US"/>
         </w:rPr>
@@ -74,6 +81,7 @@
     </w:p>
     <w:p>
       <w:pPr>
+        <w:spacing w:after="0"/>
         <w:rPr>
           <w:lang w:val="en-US"/>
         </w:rPr>
@@ -87,6 +95,7 @@
     </w:p>
     <w:p>
       <w:pPr>
+        <w:spacing w:after="0"/>
         <w:rPr>
           <w:lang w:val="en-US"/>
         </w:rPr>
@@ -100,6 +109,7 @@
     </w:p>
     <w:p>
       <w:pPr>
+        <w:spacing w:after="0"/>
         <w:rPr>
           <w:lang w:val="en-US"/>
         </w:rPr>
@@ -113,6 +123,7 @@
     </w:p>
     <w:p>
       <w:pPr>
+        <w:spacing w:after="0"/>
         <w:rPr>
           <w:lang w:val="en-US"/>
         </w:rPr>
@@ -126,6 +137,7 @@
     </w:p>
     <w:p>
       <w:pPr>
+        <w:spacing w:after="0"/>
         <w:rPr>
           <w:lang w:val="en-US"/>
         </w:rPr>
@@ -139,13 +151,15 @@
     </w:p>
     <w:p>
       <w:pPr>
-        <w:rPr>
-          <w:lang w:val="en-US"/>
-        </w:rPr>
-      </w:pPr>
-    </w:p>
-    <w:p>
-      <w:pPr>
+        <w:spacing w:after="0"/>
+        <w:rPr>
+          <w:lang w:val="en-US"/>
+        </w:rPr>
+      </w:pPr>
+    </w:p>
+    <w:p>
+      <w:pPr>
+        <w:spacing w:after="0"/>
         <w:rPr>
           <w:lang w:val="en-US"/>
         </w:rPr>
@@ -159,13 +173,15 @@
     </w:p>
     <w:p>
       <w:pPr>
-        <w:rPr>
-          <w:lang w:val="en-US"/>
-        </w:rPr>
-      </w:pPr>
-    </w:p>
-    <w:p>
-      <w:pPr>
+        <w:spacing w:after="0"/>
+        <w:rPr>
+          <w:lang w:val="en-US"/>
+        </w:rPr>
+      </w:pPr>
+    </w:p>
+    <w:p>
+      <w:pPr>
+        <w:spacing w:after="0"/>
         <w:rPr>
           <w:lang w:val="en-US"/>
         </w:rPr>
@@ -179,6 +195,7 @@
     </w:p>
     <w:p>
       <w:pPr>
+        <w:spacing w:after="0"/>
         <w:rPr>
           <w:lang w:val="en-US"/>
         </w:rPr>
@@ -192,6 +209,7 @@
     </w:p>
     <w:p>
       <w:pPr>
+        <w:spacing w:after="0"/>
         <w:rPr>
           <w:lang w:val="en-US"/>
         </w:rPr>
@@ -205,13 +223,15 @@
     </w:p>
     <w:p>
       <w:pPr>
-        <w:rPr>
-          <w:lang w:val="en-US"/>
-        </w:rPr>
-      </w:pPr>
-    </w:p>
-    <w:p>
-      <w:pPr>
+        <w:spacing w:after="0"/>
+        <w:rPr>
+          <w:lang w:val="en-US"/>
+        </w:rPr>
+      </w:pPr>
+    </w:p>
+    <w:p>
+      <w:pPr>
+        <w:spacing w:after="0"/>
         <w:rPr>
           <w:lang w:val="en-US"/>
         </w:rPr>
@@ -224,6 +244,9 @@
       </w:r>
     </w:p>
     <w:p>
+      <w:pPr>
+        <w:spacing w:after="0"/>
+      </w:pPr>
       <w:r>
         <w:rPr>
           <w:lang w:val="en-US"/>
@@ -234,15 +257,27 @@
         <w:t>If you forget, other</w:t>
       </w:r>
     </w:p>
-    <w:p/>
-    <w:p>
+    <w:p>
+      <w:pPr>
+        <w:spacing w:after="0"/>
+      </w:pPr>
+    </w:p>
+    <w:p>
+      <w:pPr>
+        <w:spacing w:after="0"/>
+      </w:pPr>
       <w:r>
         <w:t>PS C:\Users\sofin\Desktop\4 iMAT\Tecnologías para la Digitalización\Laboratorio\EXAMEN\td-exam-2026-alumni\terraform&gt; terraform plan</w:t>
       </w:r>
     </w:p>
-    <w:p/>
-    <w:p>
-      <w:pPr>
+    <w:p>
+      <w:pPr>
+        <w:spacing w:after="0"/>
+      </w:pPr>
+    </w:p>
+    <w:p>
+      <w:pPr>
+        <w:spacing w:after="0"/>
         <w:rPr>
           <w:lang w:val="en-US"/>
         </w:rPr>
@@ -256,6 +291,7 @@
     </w:p>
     <w:p>
       <w:pPr>
+        <w:spacing w:after="0"/>
         <w:rPr>
           <w:lang w:val="en-US"/>
         </w:rPr>
@@ -269,13 +305,15 @@
     </w:p>
     <w:p>
       <w:pPr>
-        <w:rPr>
-          <w:lang w:val="en-US"/>
-        </w:rPr>
-      </w:pPr>
-    </w:p>
-    <w:p>
-      <w:pPr>
+        <w:spacing w:after="0"/>
+        <w:rPr>
+          <w:lang w:val="en-US"/>
+        </w:rPr>
+      </w:pPr>
+    </w:p>
+    <w:p>
+      <w:pPr>
+        <w:spacing w:after="0"/>
         <w:rPr>
           <w:lang w:val="en-US"/>
         </w:rPr>
@@ -289,13 +327,15 @@
     </w:p>
     <w:p>
       <w:pPr>
-        <w:rPr>
-          <w:lang w:val="en-US"/>
-        </w:rPr>
-      </w:pPr>
-    </w:p>
-    <w:p>
-      <w:pPr>
+        <w:spacing w:after="0"/>
+        <w:rPr>
+          <w:lang w:val="en-US"/>
+        </w:rPr>
+      </w:pPr>
+    </w:p>
+    <w:p>
+      <w:pPr>
+        <w:spacing w:after="0"/>
         <w:rPr>
           <w:lang w:val="en-US"/>
         </w:rPr>
@@ -309,6 +349,7 @@
     </w:p>
     <w:p>
       <w:pPr>
+        <w:spacing w:after="0"/>
         <w:rPr>
           <w:lang w:val="en-US"/>
         </w:rPr>
@@ -322,6 +363,7 @@
     </w:p>
     <w:p>
       <w:pPr>
+        <w:spacing w:after="0"/>
         <w:rPr>
           <w:lang w:val="en-US"/>
         </w:rPr>
@@ -335,6 +377,7 @@
     </w:p>
     <w:p>
       <w:pPr>
+        <w:spacing w:after="0"/>
         <w:rPr>
           <w:lang w:val="en-US"/>
         </w:rPr>
@@ -348,6 +391,203 @@
     </w:p>
     <w:p>
       <w:pPr>
+        <w:spacing w:after="0"/>
+        <w:rPr>
+          <w:lang w:val="en-US"/>
+        </w:rPr>
+      </w:pPr>
+      <w:r>
+        <w:rPr>
+          <w:lang w:val="en-US"/>
+        </w:rPr>
+        <w:t xml:space="preserve">      + default_max_pods_per_node                = (known after apply)</w:t>
+      </w:r>
+    </w:p>
+    <w:p>
+      <w:pPr>
+        <w:spacing w:after="0"/>
+        <w:rPr>
+          <w:lang w:val="en-US"/>
+        </w:rPr>
+      </w:pPr>
+      <w:r>
+        <w:rPr>
+          <w:lang w:val="en-US"/>
+        </w:rPr>
+        <w:t xml:space="preserve">      + deletion_protection                      = false</w:t>
+      </w:r>
+    </w:p>
+    <w:p>
+      <w:pPr>
+        <w:spacing w:after="0"/>
+        <w:rPr>
+          <w:lang w:val="en-US"/>
+        </w:rPr>
+      </w:pPr>
+      <w:r>
+        <w:rPr>
+          <w:lang w:val="en-US"/>
+        </w:rPr>
+        <w:t xml:space="preserve">      + effective_labels                         = {</w:t>
+      </w:r>
+    </w:p>
+    <w:p>
+      <w:pPr>
+        <w:spacing w:after="0"/>
+        <w:rPr>
+          <w:lang w:val="en-US"/>
+        </w:rPr>
+      </w:pPr>
+      <w:r>
+        <w:rPr>
+          <w:lang w:val="en-US"/>
+        </w:rPr>
+        <w:t xml:space="preserve">          + "goog-terraform-provisioned" = "true"</w:t>
+      </w:r>
+    </w:p>
+    <w:p>
+      <w:pPr>
+        <w:spacing w:after="0"/>
+        <w:rPr>
+          <w:lang w:val="en-US"/>
+        </w:rPr>
+      </w:pPr>
+      <w:r>
+        <w:rPr>
+          <w:lang w:val="en-US"/>
+        </w:rPr>
+        <w:t xml:space="preserve">        }</w:t>
+      </w:r>
+    </w:p>
+    <w:p>
+      <w:pPr>
+        <w:spacing w:after="0"/>
+        <w:rPr>
+          <w:lang w:val="en-US"/>
+        </w:rPr>
+      </w:pPr>
+      <w:r>
+        <w:rPr>
+          <w:lang w:val="en-US"/>
+        </w:rPr>
+        <w:t xml:space="preserve">      + enable_cilium_clusterwide_network_policy = false</w:t>
+      </w:r>
+    </w:p>
+    <w:p>
+      <w:pPr>
+        <w:spacing w:after="0"/>
+        <w:rPr>
+          <w:lang w:val="en-US"/>
+        </w:rPr>
+      </w:pPr>
+      <w:r>
+        <w:rPr>
+          <w:lang w:val="en-US"/>
+        </w:rPr>
+        <w:t xml:space="preserve">      + enable_intranode_visibility              = (known after apply)</w:t>
+      </w:r>
+    </w:p>
+    <w:p>
+      <w:pPr>
+        <w:spacing w:after="0"/>
+        <w:rPr>
+          <w:lang w:val="en-US"/>
+        </w:rPr>
+      </w:pPr>
+      <w:r>
+        <w:rPr>
+          <w:lang w:val="en-US"/>
+        </w:rPr>
+        <w:t xml:space="preserve">      + enable_kubernetes_alpha                  = false</w:t>
+      </w:r>
+    </w:p>
+    <w:p>
+      <w:pPr>
+        <w:spacing w:after="0"/>
+        <w:rPr>
+          <w:lang w:val="en-US"/>
+        </w:rPr>
+      </w:pPr>
+      <w:r>
+        <w:rPr>
+          <w:lang w:val="en-US"/>
+        </w:rPr>
+        <w:t xml:space="preserve">      + enable_l4_ilb_subsetting                 = false</w:t>
+      </w:r>
+    </w:p>
+    <w:p>
+      <w:pPr>
+        <w:spacing w:after="0"/>
+        <w:rPr>
+          <w:lang w:val="en-US"/>
+        </w:rPr>
+      </w:pPr>
+      <w:r>
+        <w:rPr>
+          <w:lang w:val="en-US"/>
+        </w:rPr>
+        <w:t xml:space="preserve">      + enable_legacy_abac                       = false</w:t>
+      </w:r>
+    </w:p>
+    <w:p>
+      <w:pPr>
+        <w:spacing w:after="0"/>
+        <w:rPr>
+          <w:lang w:val="en-US"/>
+        </w:rPr>
+      </w:pPr>
+      <w:r>
+        <w:rPr>
+          <w:lang w:val="en-US"/>
+        </w:rPr>
+        <w:t xml:space="preserve">      + enable_multi_networking                  = false</w:t>
+      </w:r>
+    </w:p>
+    <w:p>
+      <w:pPr>
+        <w:spacing w:after="0"/>
+        <w:rPr>
+          <w:lang w:val="en-US"/>
+        </w:rPr>
+      </w:pPr>
+      <w:r>
+        <w:rPr>
+          <w:lang w:val="en-US"/>
+        </w:rPr>
+        <w:t xml:space="preserve">      + enable_shielded_nodes                    = true</w:t>
+      </w:r>
+    </w:p>
+    <w:p>
+      <w:pPr>
+        <w:spacing w:after="0"/>
+        <w:rPr>
+          <w:lang w:val="en-US"/>
+        </w:rPr>
+      </w:pPr>
+      <w:r>
+        <w:rPr>
+          <w:lang w:val="en-US"/>
+        </w:rPr>
+        <w:t xml:space="preserve">      + endpoint                                 = (known after apply)</w:t>
+      </w:r>
+    </w:p>
+    <w:p>
+      <w:pPr>
+        <w:spacing w:after="0"/>
+        <w:rPr>
+          <w:lang w:val="en-US"/>
+        </w:rPr>
+      </w:pPr>
+      <w:r>
+        <w:rPr>
+          <w:lang w:val="en-US"/>
+        </w:rPr>
+        <w:t xml:space="preserve">      + id                                       = (known after apply)</w:t>
+      </w:r>
+    </w:p>
+    <w:p>
+      <w:pPr>
+        <w:spacing w:after="0"/>
         <w:rPr>
           <w:lang w:val="en-US"/>
         </w:rPr>
@@ -357,11 +597,1818 @@
           <w:lang w:val="en-US"/>
         </w:rPr>
         <w:lastRenderedPageBreak/>
+        <w:t xml:space="preserve">      + initial_node_count                       = 1</w:t>
+      </w:r>
+    </w:p>
+    <w:p>
+      <w:pPr>
+        <w:spacing w:after="0"/>
+        <w:rPr>
+          <w:lang w:val="en-US"/>
+        </w:rPr>
+      </w:pPr>
+      <w:r>
+        <w:rPr>
+          <w:lang w:val="en-US"/>
+        </w:rPr>
+        <w:t xml:space="preserve">      + label_fingerprint                        = (known after apply)</w:t>
+      </w:r>
+    </w:p>
+    <w:p>
+      <w:pPr>
+        <w:spacing w:after="0"/>
+        <w:rPr>
+          <w:lang w:val="en-US"/>
+        </w:rPr>
+      </w:pPr>
+      <w:r>
+        <w:rPr>
+          <w:lang w:val="en-US"/>
+        </w:rPr>
+        <w:t xml:space="preserve">      + location                                 = "europe-west4-a"</w:t>
+      </w:r>
+    </w:p>
+    <w:p>
+      <w:pPr>
+        <w:spacing w:after="0"/>
+        <w:rPr>
+          <w:lang w:val="en-US"/>
+        </w:rPr>
+      </w:pPr>
+      <w:r>
+        <w:rPr>
+          <w:lang w:val="en-US"/>
+        </w:rPr>
+        <w:t xml:space="preserve">      + logging_service                          = (known after apply)</w:t>
+      </w:r>
+    </w:p>
+    <w:p>
+      <w:pPr>
+        <w:spacing w:after="0"/>
+        <w:rPr>
+          <w:lang w:val="en-US"/>
+        </w:rPr>
+      </w:pPr>
+      <w:r>
+        <w:rPr>
+          <w:lang w:val="en-US"/>
+        </w:rPr>
+        <w:t xml:space="preserve">      + master_version                           = (known after apply)</w:t>
+      </w:r>
+    </w:p>
+    <w:p>
+      <w:pPr>
+        <w:spacing w:after="0"/>
+        <w:rPr>
+          <w:lang w:val="en-US"/>
+        </w:rPr>
+      </w:pPr>
+      <w:r>
+        <w:rPr>
+          <w:lang w:val="en-US"/>
+        </w:rPr>
+        <w:t xml:space="preserve">      + monitoring_service                       = (known after apply)</w:t>
+      </w:r>
+    </w:p>
+    <w:p>
+      <w:pPr>
+        <w:spacing w:after="0"/>
+        <w:rPr>
+          <w:lang w:val="en-US"/>
+        </w:rPr>
+      </w:pPr>
+      <w:r>
+        <w:rPr>
+          <w:lang w:val="en-US"/>
+        </w:rPr>
+        <w:t xml:space="preserve">      + name                                     = "sofianegueruela-td2026"</w:t>
+      </w:r>
+    </w:p>
+    <w:p>
+      <w:pPr>
+        <w:spacing w:after="0"/>
+        <w:rPr>
+          <w:lang w:val="en-US"/>
+        </w:rPr>
+      </w:pPr>
+      <w:r>
+        <w:rPr>
+          <w:lang w:val="en-US"/>
+        </w:rPr>
+        <w:t xml:space="preserve">      + network                                  = "default"</w:t>
+      </w:r>
+    </w:p>
+    <w:p>
+      <w:pPr>
+        <w:spacing w:after="0"/>
+        <w:rPr>
+          <w:lang w:val="en-US"/>
+        </w:rPr>
+      </w:pPr>
+      <w:r>
+        <w:rPr>
+          <w:lang w:val="en-US"/>
+        </w:rPr>
+        <w:t xml:space="preserve">      + networking_mode                          = (known after apply)</w:t>
+      </w:r>
+    </w:p>
+    <w:p>
+      <w:pPr>
+        <w:spacing w:after="0"/>
+        <w:rPr>
+          <w:lang w:val="en-US"/>
+        </w:rPr>
+      </w:pPr>
+      <w:r>
+        <w:rPr>
+          <w:lang w:val="en-US"/>
+        </w:rPr>
+        <w:t xml:space="preserve">      + node_locations                           = (known after apply)</w:t>
+      </w:r>
+    </w:p>
+    <w:p>
+      <w:pPr>
+        <w:spacing w:after="0"/>
+        <w:rPr>
+          <w:lang w:val="en-US"/>
+        </w:rPr>
+      </w:pPr>
+      <w:r>
+        <w:rPr>
+          <w:lang w:val="en-US"/>
+        </w:rPr>
+        <w:t xml:space="preserve">      + node_version                             = (known after apply)</w:t>
+      </w:r>
+    </w:p>
+    <w:p>
+      <w:pPr>
+        <w:spacing w:after="0"/>
+        <w:rPr>
+          <w:lang w:val="en-US"/>
+        </w:rPr>
+      </w:pPr>
+      <w:r>
+        <w:rPr>
+          <w:lang w:val="en-US"/>
+        </w:rPr>
+        <w:t xml:space="preserve">      + operation                                = (known after apply)</w:t>
+      </w:r>
+    </w:p>
+    <w:p>
+      <w:pPr>
+        <w:spacing w:after="0"/>
+        <w:rPr>
+          <w:lang w:val="en-US"/>
+        </w:rPr>
+      </w:pPr>
+      <w:r>
+        <w:rPr>
+          <w:lang w:val="en-US"/>
+        </w:rPr>
+        <w:t xml:space="preserve">      + private_ipv6_google_access               = (known after apply)</w:t>
+      </w:r>
+    </w:p>
+    <w:p>
+      <w:pPr>
+        <w:spacing w:after="0"/>
+        <w:rPr>
+          <w:lang w:val="en-US"/>
+        </w:rPr>
+      </w:pPr>
+      <w:r>
+        <w:rPr>
+          <w:lang w:val="en-US"/>
+        </w:rPr>
+        <w:t xml:space="preserve">      + project                                  = (known after apply)</w:t>
+      </w:r>
+    </w:p>
+    <w:p>
+      <w:pPr>
+        <w:spacing w:after="0"/>
+        <w:rPr>
+          <w:lang w:val="en-US"/>
+        </w:rPr>
+      </w:pPr>
+      <w:r>
+        <w:rPr>
+          <w:lang w:val="en-US"/>
+        </w:rPr>
+        <w:t xml:space="preserve">      + remove_default_node_pool                 = true</w:t>
+      </w:r>
+    </w:p>
+    <w:p>
+      <w:pPr>
+        <w:spacing w:after="0"/>
+        <w:rPr>
+          <w:lang w:val="en-US"/>
+        </w:rPr>
+      </w:pPr>
+      <w:r>
+        <w:rPr>
+          <w:lang w:val="en-US"/>
+        </w:rPr>
+        <w:t xml:space="preserve">      + self_link                                = (known after apply)</w:t>
+      </w:r>
+    </w:p>
+    <w:p>
+      <w:pPr>
+        <w:spacing w:after="0"/>
+        <w:rPr>
+          <w:lang w:val="en-US"/>
+        </w:rPr>
+      </w:pPr>
+      <w:r>
+        <w:rPr>
+          <w:lang w:val="en-US"/>
+        </w:rPr>
+        <w:t xml:space="preserve">      + services_ipv4_cidr                       = (known after apply)</w:t>
+      </w:r>
+    </w:p>
+    <w:p>
+      <w:pPr>
+        <w:spacing w:after="0"/>
+        <w:rPr>
+          <w:lang w:val="en-US"/>
+        </w:rPr>
+      </w:pPr>
+      <w:r>
+        <w:rPr>
+          <w:lang w:val="en-US"/>
+        </w:rPr>
+        <w:t xml:space="preserve">      + subnetwork                               = "default"</w:t>
+      </w:r>
+    </w:p>
+    <w:p>
+      <w:pPr>
+        <w:spacing w:after="0"/>
+        <w:rPr>
+          <w:lang w:val="en-US"/>
+        </w:rPr>
+      </w:pPr>
+      <w:r>
+        <w:rPr>
+          <w:lang w:val="en-US"/>
+        </w:rPr>
+        <w:t xml:space="preserve">      + terraform_labels                         = {</w:t>
+      </w:r>
+    </w:p>
+    <w:p>
+      <w:pPr>
+        <w:spacing w:after="0"/>
+        <w:rPr>
+          <w:lang w:val="en-US"/>
+        </w:rPr>
+      </w:pPr>
+      <w:r>
+        <w:rPr>
+          <w:lang w:val="en-US"/>
+        </w:rPr>
+        <w:t xml:space="preserve">          + "goog-terraform-provisioned" = "true"</w:t>
+      </w:r>
+    </w:p>
+    <w:p>
+      <w:pPr>
+        <w:spacing w:after="0"/>
+        <w:rPr>
+          <w:lang w:val="en-US"/>
+        </w:rPr>
+      </w:pPr>
+      <w:r>
+        <w:rPr>
+          <w:lang w:val="en-US"/>
+        </w:rPr>
+        <w:t xml:space="preserve">        }</w:t>
+      </w:r>
+    </w:p>
+    <w:p>
+      <w:pPr>
+        <w:spacing w:after="0"/>
+        <w:rPr>
+          <w:lang w:val="en-US"/>
+        </w:rPr>
+      </w:pPr>
+      <w:r>
+        <w:rPr>
+          <w:lang w:val="en-US"/>
+        </w:rPr>
+        <w:t xml:space="preserve">      + tpu_ipv4_cidr_block                      = (known after apply)</w:t>
+      </w:r>
+    </w:p>
+    <w:p>
+      <w:pPr>
+        <w:spacing w:after="0"/>
+        <w:rPr>
+          <w:lang w:val="en-US"/>
+        </w:rPr>
+      </w:pPr>
+    </w:p>
+    <w:p>
+      <w:pPr>
+        <w:spacing w:after="0"/>
+        <w:rPr>
+          <w:lang w:val="en-US"/>
+        </w:rPr>
+      </w:pPr>
+      <w:r>
+        <w:rPr>
+          <w:lang w:val="en-US"/>
+        </w:rPr>
+        <w:t xml:space="preserve">      + addons_config (known after apply)</w:t>
+      </w:r>
+    </w:p>
+    <w:p>
+      <w:pPr>
+        <w:spacing w:after="0"/>
+        <w:rPr>
+          <w:lang w:val="en-US"/>
+        </w:rPr>
+      </w:pPr>
+    </w:p>
+    <w:p>
+      <w:pPr>
+        <w:spacing w:after="0"/>
+        <w:rPr>
+          <w:lang w:val="en-US"/>
+        </w:rPr>
+      </w:pPr>
+      <w:r>
+        <w:rPr>
+          <w:lang w:val="en-US"/>
+        </w:rPr>
+        <w:t xml:space="preserve">      + authenticator_groups_config (known after apply)</w:t>
+      </w:r>
+    </w:p>
+    <w:p>
+      <w:pPr>
+        <w:spacing w:after="0"/>
+        <w:rPr>
+          <w:lang w:val="en-US"/>
+        </w:rPr>
+      </w:pPr>
+    </w:p>
+    <w:p>
+      <w:pPr>
+        <w:spacing w:after="0"/>
+        <w:rPr>
+          <w:lang w:val="en-US"/>
+        </w:rPr>
+      </w:pPr>
+      <w:r>
+        <w:rPr>
+          <w:lang w:val="en-US"/>
+        </w:rPr>
+        <w:t xml:space="preserve">      + cluster_autoscaling (known after apply)</w:t>
+      </w:r>
+    </w:p>
+    <w:p>
+      <w:pPr>
+        <w:spacing w:after="0"/>
+        <w:rPr>
+          <w:lang w:val="en-US"/>
+        </w:rPr>
+      </w:pPr>
+    </w:p>
+    <w:p>
+      <w:pPr>
+        <w:spacing w:after="0"/>
+        <w:rPr>
+          <w:lang w:val="en-US"/>
+        </w:rPr>
+      </w:pPr>
+      <w:r>
+        <w:rPr>
+          <w:lang w:val="en-US"/>
+        </w:rPr>
+        <w:t xml:space="preserve">      + confidential_nodes (known after apply)</w:t>
+      </w:r>
+    </w:p>
+    <w:p>
+      <w:pPr>
+        <w:spacing w:after="0"/>
+        <w:rPr>
+          <w:lang w:val="en-US"/>
+        </w:rPr>
+      </w:pPr>
+    </w:p>
+    <w:p>
+      <w:pPr>
+        <w:spacing w:after="0"/>
+        <w:rPr>
+          <w:lang w:val="en-US"/>
+        </w:rPr>
+      </w:pPr>
+      <w:r>
+        <w:rPr>
+          <w:lang w:val="en-US"/>
+        </w:rPr>
+        <w:t xml:space="preserve">      + cost_management_config (known after apply)</w:t>
+      </w:r>
+    </w:p>
+    <w:p>
+      <w:pPr>
+        <w:spacing w:after="0"/>
+        <w:rPr>
+          <w:lang w:val="en-US"/>
+        </w:rPr>
+      </w:pPr>
+    </w:p>
+    <w:p>
+      <w:pPr>
+        <w:spacing w:after="0"/>
+        <w:rPr>
+          <w:lang w:val="en-US"/>
+        </w:rPr>
+      </w:pPr>
+      <w:r>
+        <w:rPr>
+          <w:lang w:val="en-US"/>
+        </w:rPr>
+        <w:t xml:space="preserve">      + database_encryption (known after apply)</w:t>
+      </w:r>
+    </w:p>
+    <w:p>
+      <w:pPr>
+        <w:spacing w:after="0"/>
+        <w:rPr>
+          <w:lang w:val="en-US"/>
+        </w:rPr>
+      </w:pPr>
+    </w:p>
+    <w:p>
+      <w:pPr>
+        <w:spacing w:after="0"/>
+        <w:rPr>
+          <w:lang w:val="en-US"/>
+        </w:rPr>
+      </w:pPr>
+      <w:r>
+        <w:rPr>
+          <w:lang w:val="en-US"/>
+        </w:rPr>
+        <w:t xml:space="preserve">      + default_snat_status (known after apply)</w:t>
+      </w:r>
+    </w:p>
+    <w:p>
+      <w:pPr>
+        <w:spacing w:after="0"/>
+        <w:rPr>
+          <w:lang w:val="en-US"/>
+        </w:rPr>
+      </w:pPr>
+    </w:p>
+    <w:p>
+      <w:pPr>
+        <w:spacing w:after="0"/>
+        <w:rPr>
+          <w:lang w:val="en-US"/>
+        </w:rPr>
+      </w:pPr>
+      <w:r>
+        <w:rPr>
+          <w:lang w:val="en-US"/>
+        </w:rPr>
+        <w:t xml:space="preserve">      + gateway_api_config (known after apply)</w:t>
+      </w:r>
+    </w:p>
+    <w:p>
+      <w:pPr>
+        <w:spacing w:after="0"/>
+        <w:rPr>
+          <w:lang w:val="en-US"/>
+        </w:rPr>
+      </w:pPr>
+    </w:p>
+    <w:p>
+      <w:pPr>
+        <w:spacing w:after="0"/>
+        <w:rPr>
+          <w:lang w:val="en-US"/>
+        </w:rPr>
+      </w:pPr>
+      <w:r>
+        <w:rPr>
+          <w:lang w:val="en-US"/>
+        </w:rPr>
+        <w:t xml:space="preserve">      + identity_service_config (known after apply)</w:t>
+      </w:r>
+    </w:p>
+    <w:p>
+      <w:pPr>
+        <w:spacing w:after="0"/>
+        <w:rPr>
+          <w:lang w:val="en-US"/>
+        </w:rPr>
+      </w:pPr>
+    </w:p>
+    <w:p>
+      <w:pPr>
+        <w:spacing w:after="0"/>
+        <w:rPr>
+          <w:lang w:val="en-US"/>
+        </w:rPr>
+      </w:pPr>
+      <w:r>
+        <w:rPr>
+          <w:lang w:val="en-US"/>
+        </w:rPr>
+        <w:t xml:space="preserve">      + ip_allocation_policy (known after apply)</w:t>
+      </w:r>
+    </w:p>
+    <w:p>
+      <w:pPr>
+        <w:spacing w:after="0"/>
+        <w:rPr>
+          <w:lang w:val="en-US"/>
+        </w:rPr>
+      </w:pPr>
+    </w:p>
+    <w:p>
+      <w:pPr>
+        <w:spacing w:after="0"/>
+        <w:rPr>
+          <w:lang w:val="en-US"/>
+        </w:rPr>
+      </w:pPr>
+      <w:r>
+        <w:rPr>
+          <w:lang w:val="en-US"/>
+        </w:rPr>
+        <w:t xml:space="preserve">      + logging_config (known after apply)</w:t>
+      </w:r>
+    </w:p>
+    <w:p>
+      <w:pPr>
+        <w:spacing w:after="0"/>
+        <w:rPr>
+          <w:lang w:val="en-US"/>
+        </w:rPr>
+      </w:pPr>
+    </w:p>
+    <w:p>
+      <w:pPr>
+        <w:spacing w:after="0"/>
+        <w:rPr>
+          <w:lang w:val="en-US"/>
+        </w:rPr>
+      </w:pPr>
+      <w:r>
+        <w:rPr>
+          <w:lang w:val="en-US"/>
+        </w:rPr>
+        <w:t xml:space="preserve">      + master_auth (known after apply)</w:t>
+      </w:r>
+    </w:p>
+    <w:p>
+      <w:pPr>
+        <w:spacing w:after="0"/>
+        <w:rPr>
+          <w:lang w:val="en-US"/>
+        </w:rPr>
+      </w:pPr>
+    </w:p>
+    <w:p>
+      <w:pPr>
+        <w:spacing w:after="0"/>
+        <w:rPr>
+          <w:lang w:val="en-US"/>
+        </w:rPr>
+      </w:pPr>
+      <w:r>
+        <w:rPr>
+          <w:lang w:val="en-US"/>
+        </w:rPr>
+        <w:t xml:space="preserve">      + master_authorized_networks_config (known after apply)</w:t>
+      </w:r>
+    </w:p>
+    <w:p>
+      <w:pPr>
+        <w:spacing w:after="0"/>
+        <w:rPr>
+          <w:lang w:val="en-US"/>
+        </w:rPr>
+      </w:pPr>
+    </w:p>
+    <w:p>
+      <w:pPr>
+        <w:spacing w:after="0"/>
+        <w:rPr>
+          <w:lang w:val="en-US"/>
+        </w:rPr>
+      </w:pPr>
+      <w:r>
+        <w:rPr>
+          <w:lang w:val="en-US"/>
+        </w:rPr>
+        <w:t xml:space="preserve">      + mesh_certificates (known after apply)</w:t>
+      </w:r>
+    </w:p>
+    <w:p>
+      <w:pPr>
+        <w:spacing w:after="0"/>
+        <w:rPr>
+          <w:lang w:val="en-US"/>
+        </w:rPr>
+      </w:pPr>
+    </w:p>
+    <w:p>
+      <w:pPr>
+        <w:spacing w:after="0"/>
+        <w:rPr>
+          <w:lang w:val="en-US"/>
+        </w:rPr>
+      </w:pPr>
+      <w:r>
+        <w:rPr>
+          <w:lang w:val="en-US"/>
+        </w:rPr>
+        <w:t xml:space="preserve">      + monitoring_config (known after apply)</w:t>
+      </w:r>
+    </w:p>
+    <w:p>
+      <w:pPr>
+        <w:spacing w:after="0"/>
+        <w:rPr>
+          <w:lang w:val="en-US"/>
+        </w:rPr>
+      </w:pPr>
+    </w:p>
+    <w:p>
+      <w:pPr>
+        <w:spacing w:after="0"/>
+        <w:rPr>
+          <w:lang w:val="en-US"/>
+        </w:rPr>
+      </w:pPr>
+      <w:r>
+        <w:rPr>
+          <w:lang w:val="en-US"/>
+        </w:rPr>
+        <w:t xml:space="preserve">      + node_config (known after apply)</w:t>
+      </w:r>
+    </w:p>
+    <w:p>
+      <w:pPr>
+        <w:spacing w:after="0"/>
+        <w:rPr>
+          <w:lang w:val="en-US"/>
+        </w:rPr>
+      </w:pPr>
+    </w:p>
+    <w:p>
+      <w:pPr>
+        <w:spacing w:after="0"/>
+        <w:rPr>
+          <w:lang w:val="en-US"/>
+        </w:rPr>
+      </w:pPr>
+      <w:r>
+        <w:rPr>
+          <w:lang w:val="en-US"/>
+        </w:rPr>
+        <w:t xml:space="preserve">      + node_pool (known after apply)</w:t>
+      </w:r>
+    </w:p>
+    <w:p>
+      <w:pPr>
+        <w:spacing w:after="0"/>
+        <w:rPr>
+          <w:lang w:val="en-US"/>
+        </w:rPr>
+      </w:pPr>
+    </w:p>
+    <w:p>
+      <w:pPr>
+        <w:spacing w:after="0"/>
+        <w:rPr>
+          <w:lang w:val="en-US"/>
+        </w:rPr>
+      </w:pPr>
+      <w:r>
+        <w:rPr>
+          <w:lang w:val="en-US"/>
+        </w:rPr>
+        <w:t xml:space="preserve">      + node_pool_auto_config (known after apply)</w:t>
+      </w:r>
+    </w:p>
+    <w:p>
+      <w:pPr>
+        <w:spacing w:after="0"/>
+        <w:rPr>
+          <w:lang w:val="en-US"/>
+        </w:rPr>
+      </w:pPr>
+    </w:p>
+    <w:p>
+      <w:pPr>
+        <w:spacing w:after="0"/>
+        <w:rPr>
+          <w:lang w:val="en-US"/>
+        </w:rPr>
+      </w:pPr>
+      <w:r>
+        <w:rPr>
+          <w:lang w:val="en-US"/>
+        </w:rPr>
+        <w:t xml:space="preserve">      + node_pool_defaults (known after apply)</w:t>
+      </w:r>
+    </w:p>
+    <w:p>
+      <w:pPr>
+        <w:spacing w:after="0"/>
+        <w:rPr>
+          <w:lang w:val="en-US"/>
+        </w:rPr>
+      </w:pPr>
+    </w:p>
+    <w:p>
+      <w:pPr>
+        <w:spacing w:after="0"/>
+        <w:rPr>
+          <w:lang w:val="en-US"/>
+        </w:rPr>
+      </w:pPr>
+      <w:r>
+        <w:rPr>
+          <w:lang w:val="en-US"/>
+        </w:rPr>
+        <w:t xml:space="preserve">      + notification_config (known after apply)</w:t>
+      </w:r>
+    </w:p>
+    <w:p>
+      <w:pPr>
+        <w:spacing w:after="0"/>
+        <w:rPr>
+          <w:lang w:val="en-US"/>
+        </w:rPr>
+      </w:pPr>
+    </w:p>
+    <w:p>
+      <w:pPr>
+        <w:spacing w:after="0"/>
+        <w:rPr>
+          <w:lang w:val="en-US"/>
+        </w:rPr>
+      </w:pPr>
+      <w:r>
+        <w:rPr>
+          <w:lang w:val="en-US"/>
+        </w:rPr>
+        <w:t xml:space="preserve">      + release_channel (known after apply)</w:t>
+      </w:r>
+    </w:p>
+    <w:p>
+      <w:pPr>
+        <w:spacing w:after="0"/>
+        <w:rPr>
+          <w:lang w:val="en-US"/>
+        </w:rPr>
+      </w:pPr>
+    </w:p>
+    <w:p>
+      <w:pPr>
+        <w:spacing w:after="0"/>
+        <w:rPr>
+          <w:lang w:val="en-US"/>
+        </w:rPr>
+      </w:pPr>
+      <w:r>
+        <w:rPr>
+          <w:lang w:val="en-US"/>
+        </w:rPr>
+        <w:t xml:space="preserve">      + security_posture_config (known after apply)</w:t>
+      </w:r>
+    </w:p>
+    <w:p>
+      <w:pPr>
+        <w:spacing w:after="0"/>
+        <w:rPr>
+          <w:lang w:val="en-US"/>
+        </w:rPr>
+      </w:pPr>
+    </w:p>
+    <w:p>
+      <w:pPr>
+        <w:spacing w:after="0"/>
+        <w:rPr>
+          <w:lang w:val="en-US"/>
+        </w:rPr>
+      </w:pPr>
+      <w:r>
+        <w:rPr>
+          <w:lang w:val="en-US"/>
+        </w:rPr>
+        <w:t xml:space="preserve">      + service_external_ips_config (known after apply)</w:t>
+      </w:r>
+    </w:p>
+    <w:p>
+      <w:pPr>
+        <w:spacing w:after="0"/>
+        <w:rPr>
+          <w:lang w:val="en-US"/>
+        </w:rPr>
+      </w:pPr>
+    </w:p>
+    <w:p>
+      <w:pPr>
+        <w:spacing w:after="0"/>
+        <w:rPr>
+          <w:lang w:val="en-US"/>
+        </w:rPr>
+      </w:pPr>
+      <w:r>
+        <w:rPr>
+          <w:lang w:val="en-US"/>
+        </w:rPr>
+        <w:t xml:space="preserve">      + vertical_pod_autoscaling (known after apply)</w:t>
+      </w:r>
+    </w:p>
+    <w:p>
+      <w:pPr>
+        <w:spacing w:after="0"/>
+        <w:rPr>
+          <w:lang w:val="en-US"/>
+        </w:rPr>
+      </w:pPr>
+    </w:p>
+    <w:p>
+      <w:pPr>
+        <w:spacing w:after="0"/>
+        <w:rPr>
+          <w:lang w:val="en-US"/>
+        </w:rPr>
+      </w:pPr>
+      <w:r>
+        <w:rPr>
+          <w:lang w:val="en-US"/>
+        </w:rPr>
+        <w:t xml:space="preserve">      + workload_identity_config (known after apply)</w:t>
+      </w:r>
+    </w:p>
+    <w:p>
+      <w:pPr>
+        <w:spacing w:after="0"/>
+        <w:rPr>
+          <w:lang w:val="en-US"/>
+        </w:rPr>
+      </w:pPr>
+      <w:r>
+        <w:rPr>
+          <w:lang w:val="en-US"/>
+        </w:rPr>
+        <w:t xml:space="preserve">    }</w:t>
+      </w:r>
+    </w:p>
+    <w:p>
+      <w:pPr>
+        <w:spacing w:after="0"/>
+        <w:rPr>
+          <w:lang w:val="en-US"/>
+        </w:rPr>
+      </w:pPr>
+    </w:p>
+    <w:p>
+      <w:pPr>
+        <w:spacing w:after="0"/>
+        <w:rPr>
+          <w:lang w:val="en-US"/>
+        </w:rPr>
+      </w:pPr>
+      <w:r>
+        <w:rPr>
+          <w:lang w:val="en-US"/>
+        </w:rPr>
+        <w:t xml:space="preserve">  # google_container_node_pool.primary_nodes will be created</w:t>
+      </w:r>
+    </w:p>
+    <w:p>
+      <w:pPr>
+        <w:spacing w:after="0"/>
+        <w:rPr>
+          <w:lang w:val="en-US"/>
+        </w:rPr>
+      </w:pPr>
+      <w:r>
+        <w:rPr>
+          <w:lang w:val="en-US"/>
+        </w:rPr>
+        <w:t xml:space="preserve">  + resource "google_container_node_pool" "primary_nodes" {</w:t>
+      </w:r>
+    </w:p>
+    <w:p>
+      <w:pPr>
+        <w:spacing w:after="0"/>
+        <w:rPr>
+          <w:lang w:val="en-US"/>
+        </w:rPr>
+      </w:pPr>
+      <w:r>
+        <w:rPr>
+          <w:lang w:val="en-US"/>
+        </w:rPr>
+        <w:t xml:space="preserve">      + cluster                     = "sofianegueruela-td2026"</w:t>
+      </w:r>
+    </w:p>
+    <w:p>
+      <w:pPr>
+        <w:spacing w:after="0"/>
+        <w:rPr>
+          <w:lang w:val="en-US"/>
+        </w:rPr>
+      </w:pPr>
+      <w:r>
+        <w:rPr>
+          <w:lang w:val="en-US"/>
+        </w:rPr>
+        <w:t xml:space="preserve">      + id                          = (known after apply)</w:t>
+      </w:r>
+    </w:p>
+    <w:p>
+      <w:pPr>
+        <w:spacing w:after="0"/>
+        <w:rPr>
+          <w:lang w:val="en-US"/>
+        </w:rPr>
+      </w:pPr>
+      <w:r>
+        <w:rPr>
+          <w:lang w:val="en-US"/>
+        </w:rPr>
+        <w:t xml:space="preserve">      + initial_node_count          = (known after apply)</w:t>
+      </w:r>
+    </w:p>
+    <w:p>
+      <w:pPr>
+        <w:spacing w:after="0"/>
+        <w:rPr>
+          <w:lang w:val="en-US"/>
+        </w:rPr>
+      </w:pPr>
+      <w:r>
+        <w:rPr>
+          <w:lang w:val="en-US"/>
+        </w:rPr>
+        <w:t xml:space="preserve">      + instance_group_urls         = (known after apply)</w:t>
+      </w:r>
+    </w:p>
+    <w:p>
+      <w:pPr>
+        <w:spacing w:after="0"/>
+        <w:rPr>
+          <w:lang w:val="en-US"/>
+        </w:rPr>
+      </w:pPr>
+      <w:r>
+        <w:rPr>
+          <w:lang w:val="en-US"/>
+        </w:rPr>
+        <w:t xml:space="preserve">      + location                    = "europe-west4-a"</w:t>
+      </w:r>
+    </w:p>
+    <w:p>
+      <w:pPr>
+        <w:spacing w:after="0"/>
+        <w:rPr>
+          <w:lang w:val="en-US"/>
+        </w:rPr>
+      </w:pPr>
+      <w:r>
+        <w:rPr>
+          <w:lang w:val="en-US"/>
+        </w:rPr>
+        <w:t xml:space="preserve">      + managed_instance_group_urls = (known after apply)</w:t>
+      </w:r>
+    </w:p>
+    <w:p>
+      <w:pPr>
+        <w:spacing w:after="0"/>
+        <w:rPr>
+          <w:lang w:val="en-US"/>
+        </w:rPr>
+      </w:pPr>
+      <w:r>
+        <w:rPr>
+          <w:lang w:val="en-US"/>
+        </w:rPr>
+        <w:t xml:space="preserve">      + max_pods_per_node           = (known after apply)</w:t>
+      </w:r>
+    </w:p>
+    <w:p>
+      <w:pPr>
+        <w:spacing w:after="0"/>
+        <w:rPr>
+          <w:lang w:val="en-US"/>
+        </w:rPr>
+      </w:pPr>
+      <w:r>
+        <w:rPr>
+          <w:lang w:val="en-US"/>
+        </w:rPr>
+        <w:t xml:space="preserve">      + name                        = "td-lab-494513-node-pool"</w:t>
+      </w:r>
+    </w:p>
+    <w:p>
+      <w:pPr>
+        <w:spacing w:after="0"/>
+        <w:rPr>
+          <w:lang w:val="en-US"/>
+        </w:rPr>
+      </w:pPr>
+      <w:r>
+        <w:rPr>
+          <w:lang w:val="en-US"/>
+        </w:rPr>
+        <w:t xml:space="preserve">      + name_prefix                 = (known after apply)</w:t>
+      </w:r>
+    </w:p>
+    <w:p>
+      <w:pPr>
+        <w:spacing w:after="0"/>
+        <w:rPr>
+          <w:lang w:val="en-US"/>
+        </w:rPr>
+      </w:pPr>
+      <w:r>
+        <w:rPr>
+          <w:lang w:val="en-US"/>
+        </w:rPr>
+        <w:t xml:space="preserve">      + node_count                  = 2</w:t>
+      </w:r>
+    </w:p>
+    <w:p>
+      <w:pPr>
+        <w:spacing w:after="0"/>
+        <w:rPr>
+          <w:lang w:val="en-US"/>
+        </w:rPr>
+      </w:pPr>
+      <w:r>
+        <w:rPr>
+          <w:lang w:val="en-US"/>
+        </w:rPr>
+        <w:t xml:space="preserve">      + node_locations              = (known after apply)</w:t>
+      </w:r>
+    </w:p>
+    <w:p>
+      <w:pPr>
+        <w:spacing w:after="0"/>
+        <w:rPr>
+          <w:lang w:val="en-US"/>
+        </w:rPr>
+      </w:pPr>
+      <w:r>
+        <w:rPr>
+          <w:lang w:val="en-US"/>
+        </w:rPr>
+        <w:t xml:space="preserve">      + operation                   = (known after apply)</w:t>
+      </w:r>
+    </w:p>
+    <w:p>
+      <w:pPr>
+        <w:spacing w:after="0"/>
+        <w:rPr>
+          <w:lang w:val="en-US"/>
+        </w:rPr>
+      </w:pPr>
+      <w:r>
+        <w:rPr>
+          <w:lang w:val="en-US"/>
+        </w:rPr>
+        <w:t xml:space="preserve">      + project                     = "td-lab-494513"</w:t>
+      </w:r>
+    </w:p>
+    <w:p>
+      <w:pPr>
+        <w:spacing w:after="0"/>
+        <w:rPr>
+          <w:lang w:val="en-US"/>
+        </w:rPr>
+      </w:pPr>
+      <w:r>
+        <w:rPr>
+          <w:lang w:val="en-US"/>
+        </w:rPr>
+        <w:t xml:space="preserve">      + version                     = (known after apply)</w:t>
+      </w:r>
+    </w:p>
+    <w:p>
+      <w:pPr>
+        <w:spacing w:after="0"/>
+        <w:rPr>
+          <w:lang w:val="en-US"/>
+        </w:rPr>
+      </w:pPr>
+    </w:p>
+    <w:p>
+      <w:pPr>
+        <w:spacing w:after="0"/>
+        <w:rPr>
+          <w:lang w:val="en-US"/>
+        </w:rPr>
+      </w:pPr>
+      <w:r>
+        <w:rPr>
+          <w:lang w:val="en-US"/>
+        </w:rPr>
+        <w:t xml:space="preserve">      + management (known after apply)</w:t>
+      </w:r>
+    </w:p>
+    <w:p>
+      <w:pPr>
+        <w:spacing w:after="0"/>
+        <w:rPr>
+          <w:lang w:val="en-US"/>
+        </w:rPr>
+      </w:pPr>
+    </w:p>
+    <w:p>
+      <w:pPr>
+        <w:spacing w:after="0"/>
+        <w:rPr>
+          <w:lang w:val="en-US"/>
+        </w:rPr>
+      </w:pPr>
+      <w:r>
+        <w:rPr>
+          <w:lang w:val="en-US"/>
+        </w:rPr>
+        <w:t xml:space="preserve">      + network_config (known after apply)</w:t>
+      </w:r>
+    </w:p>
+    <w:p>
+      <w:pPr>
+        <w:spacing w:after="0"/>
+        <w:rPr>
+          <w:lang w:val="en-US"/>
+        </w:rPr>
+      </w:pPr>
+    </w:p>
+    <w:p>
+      <w:pPr>
+        <w:spacing w:after="0"/>
+        <w:rPr>
+          <w:lang w:val="en-US"/>
+        </w:rPr>
+      </w:pPr>
+      <w:r>
+        <w:rPr>
+          <w:lang w:val="en-US"/>
+        </w:rPr>
+        <w:t xml:space="preserve">      + node_config {</w:t>
+      </w:r>
+    </w:p>
+    <w:p>
+      <w:pPr>
+        <w:spacing w:after="0"/>
+        <w:rPr>
+          <w:lang w:val="en-US"/>
+        </w:rPr>
+      </w:pPr>
+      <w:r>
+        <w:rPr>
+          <w:lang w:val="en-US"/>
+        </w:rPr>
+        <w:t xml:space="preserve">          + disk_size_gb     = 20</w:t>
+      </w:r>
+    </w:p>
+    <w:p>
+      <w:pPr>
+        <w:spacing w:after="0"/>
+        <w:rPr>
+          <w:lang w:val="en-US"/>
+        </w:rPr>
+      </w:pPr>
+      <w:r>
+        <w:rPr>
+          <w:lang w:val="en-US"/>
+        </w:rPr>
+        <w:t xml:space="preserve">          + disk_type        = (known after apply)</w:t>
+      </w:r>
+    </w:p>
+    <w:p>
+      <w:pPr>
+        <w:spacing w:after="0"/>
+        <w:rPr>
+          <w:lang w:val="en-US"/>
+        </w:rPr>
+      </w:pPr>
+      <w:r>
+        <w:rPr>
+          <w:lang w:val="en-US"/>
+        </w:rPr>
+        <w:t xml:space="preserve">          + effective_taints = (known after apply)</w:t>
+      </w:r>
+    </w:p>
+    <w:p>
+      <w:pPr>
+        <w:spacing w:after="0"/>
+        <w:rPr>
+          <w:lang w:val="en-US"/>
+        </w:rPr>
+      </w:pPr>
+      <w:r>
+        <w:rPr>
+          <w:lang w:val="en-US"/>
+        </w:rPr>
+        <w:t xml:space="preserve">          + image_type       = (known after apply)</w:t>
+      </w:r>
+    </w:p>
+    <w:p>
+      <w:pPr>
+        <w:spacing w:after="0"/>
+        <w:rPr>
+          <w:lang w:val="en-US"/>
+        </w:rPr>
+      </w:pPr>
+      <w:r>
+        <w:rPr>
+          <w:lang w:val="en-US"/>
+        </w:rPr>
+        <w:t xml:space="preserve">          + labels           = (known after apply)</w:t>
+      </w:r>
+    </w:p>
+    <w:p>
+      <w:pPr>
+        <w:spacing w:after="0"/>
+        <w:rPr>
+          <w:lang w:val="en-US"/>
+        </w:rPr>
+      </w:pPr>
+      <w:r>
+        <w:rPr>
+          <w:lang w:val="en-US"/>
+        </w:rPr>
+        <w:t xml:space="preserve">          + local_ssd_count  = (known after apply)</w:t>
+      </w:r>
+    </w:p>
+    <w:p>
+      <w:pPr>
+        <w:spacing w:after="0"/>
+        <w:rPr>
+          <w:lang w:val="en-US"/>
+        </w:rPr>
+      </w:pPr>
+      <w:r>
+        <w:rPr>
+          <w:lang w:val="en-US"/>
+        </w:rPr>
+        <w:t xml:space="preserve">          + logging_variant  = (known after apply)</w:t>
+      </w:r>
+    </w:p>
+    <w:p>
+      <w:pPr>
+        <w:spacing w:after="0"/>
+        <w:rPr>
+          <w:lang w:val="en-US"/>
+        </w:rPr>
+      </w:pPr>
+      <w:r>
+        <w:rPr>
+          <w:lang w:val="en-US"/>
+        </w:rPr>
+        <w:t xml:space="preserve">          + machine_type     = "e2-small"</w:t>
+      </w:r>
+    </w:p>
+    <w:p>
+      <w:pPr>
+        <w:spacing w:after="0"/>
+        <w:rPr>
+          <w:lang w:val="en-US"/>
+        </w:rPr>
+      </w:pPr>
+      <w:r>
+        <w:rPr>
+          <w:lang w:val="en-US"/>
+        </w:rPr>
+        <w:lastRenderedPageBreak/>
+        <w:t xml:space="preserve">          + metadata         = (known after apply)</w:t>
+      </w:r>
+    </w:p>
+    <w:p>
+      <w:pPr>
+        <w:spacing w:after="0"/>
+        <w:rPr>
+          <w:lang w:val="en-US"/>
+        </w:rPr>
+      </w:pPr>
+      <w:r>
+        <w:rPr>
+          <w:lang w:val="en-US"/>
+        </w:rPr>
+        <w:t xml:space="preserve">          + min_cpu_platform = (known after apply)</w:t>
+      </w:r>
+    </w:p>
+    <w:p>
+      <w:pPr>
+        <w:spacing w:after="0"/>
+        <w:rPr>
+          <w:lang w:val="en-US"/>
+        </w:rPr>
+      </w:pPr>
+      <w:r>
+        <w:rPr>
+          <w:lang w:val="en-US"/>
+        </w:rPr>
+        <w:t xml:space="preserve">          + oauth_scopes     = [</w:t>
+      </w:r>
+    </w:p>
+    <w:p>
+      <w:pPr>
+        <w:spacing w:after="0"/>
+        <w:rPr>
+          <w:lang w:val="en-US"/>
+        </w:rPr>
+      </w:pPr>
+      <w:r>
+        <w:rPr>
+          <w:lang w:val="en-US"/>
+        </w:rPr>
+        <w:t xml:space="preserve">              + "https://www.googleapis.com/auth/cloud-platform",</w:t>
+      </w:r>
+    </w:p>
+    <w:p>
+      <w:pPr>
+        <w:spacing w:after="0"/>
+        <w:rPr>
+          <w:lang w:val="en-US"/>
+        </w:rPr>
+      </w:pPr>
+      <w:r>
+        <w:rPr>
+          <w:lang w:val="en-US"/>
+        </w:rPr>
+        <w:t xml:space="preserve">            ]</w:t>
+      </w:r>
+    </w:p>
+    <w:p>
+      <w:pPr>
+        <w:spacing w:after="0"/>
+        <w:rPr>
+          <w:lang w:val="en-US"/>
+        </w:rPr>
+      </w:pPr>
+      <w:r>
+        <w:rPr>
+          <w:lang w:val="en-US"/>
+        </w:rPr>
+        <w:t xml:space="preserve">          + preemptible      = false</w:t>
+      </w:r>
+    </w:p>
+    <w:p>
+      <w:pPr>
+        <w:spacing w:after="0"/>
+        <w:rPr>
+          <w:lang w:val="en-US"/>
+        </w:rPr>
+      </w:pPr>
+      <w:r>
+        <w:rPr>
+          <w:lang w:val="en-US"/>
+        </w:rPr>
+        <w:t xml:space="preserve">          + service_account  = (known after apply)</w:t>
+      </w:r>
+    </w:p>
+    <w:p>
+      <w:pPr>
+        <w:spacing w:after="0"/>
+        <w:rPr>
+          <w:lang w:val="en-US"/>
+        </w:rPr>
+      </w:pPr>
+      <w:r>
+        <w:rPr>
+          <w:lang w:val="en-US"/>
+        </w:rPr>
+        <w:t xml:space="preserve">          + spot             = false</w:t>
+      </w:r>
+    </w:p>
+    <w:p>
+      <w:pPr>
+        <w:spacing w:after="0"/>
+        <w:rPr>
+          <w:lang w:val="en-US"/>
+        </w:rPr>
+      </w:pPr>
+    </w:p>
+    <w:p>
+      <w:pPr>
+        <w:spacing w:after="0"/>
+        <w:rPr>
+          <w:lang w:val="en-US"/>
+        </w:rPr>
+      </w:pPr>
+      <w:r>
+        <w:rPr>
+          <w:lang w:val="en-US"/>
+        </w:rPr>
+        <w:t xml:space="preserve">          + confidential_nodes (known after apply)</w:t>
+      </w:r>
+    </w:p>
+    <w:p>
+      <w:pPr>
+        <w:spacing w:after="0"/>
+        <w:rPr>
+          <w:lang w:val="en-US"/>
+        </w:rPr>
+      </w:pPr>
+    </w:p>
+    <w:p>
+      <w:pPr>
+        <w:spacing w:after="0"/>
+        <w:rPr>
+          <w:lang w:val="en-US"/>
+        </w:rPr>
+      </w:pPr>
+      <w:r>
+        <w:rPr>
+          <w:lang w:val="en-US"/>
+        </w:rPr>
+        <w:t xml:space="preserve">          + gcfs_config (known after apply)</w:t>
+      </w:r>
+    </w:p>
+    <w:p>
+      <w:pPr>
+        <w:spacing w:after="0"/>
+        <w:rPr>
+          <w:lang w:val="en-US"/>
+        </w:rPr>
+      </w:pPr>
+    </w:p>
+    <w:p>
+      <w:pPr>
+        <w:spacing w:after="0"/>
+        <w:rPr>
+          <w:lang w:val="en-US"/>
+        </w:rPr>
+      </w:pPr>
+      <w:r>
+        <w:rPr>
+          <w:lang w:val="en-US"/>
+        </w:rPr>
+        <w:t xml:space="preserve">          + guest_accelerator (known after apply)</w:t>
+      </w:r>
+    </w:p>
+    <w:p>
+      <w:pPr>
+        <w:spacing w:after="0"/>
+        <w:rPr>
+          <w:lang w:val="en-US"/>
+        </w:rPr>
+      </w:pPr>
+    </w:p>
+    <w:p>
+      <w:pPr>
+        <w:spacing w:after="0"/>
+        <w:rPr>
+          <w:lang w:val="en-US"/>
+        </w:rPr>
+      </w:pPr>
+      <w:r>
+        <w:rPr>
+          <w:lang w:val="en-US"/>
+        </w:rPr>
+        <w:t xml:space="preserve">          + shielded_instance_config (known after apply)</w:t>
+      </w:r>
+    </w:p>
+    <w:p>
+      <w:pPr>
+        <w:spacing w:after="0"/>
+        <w:rPr>
+          <w:lang w:val="en-US"/>
+        </w:rPr>
+      </w:pPr>
+    </w:p>
+    <w:p>
+      <w:pPr>
+        <w:spacing w:after="0"/>
+        <w:rPr>
+          <w:lang w:val="en-US"/>
+        </w:rPr>
+      </w:pPr>
+      <w:r>
+        <w:rPr>
+          <w:lang w:val="en-US"/>
+        </w:rPr>
+        <w:t xml:space="preserve">          + workload_metadata_config (known after apply)</w:t>
+      </w:r>
+    </w:p>
+    <w:p>
+      <w:pPr>
+        <w:spacing w:after="0"/>
+        <w:rPr>
+          <w:lang w:val="en-US"/>
+        </w:rPr>
+      </w:pPr>
+      <w:r>
+        <w:rPr>
+          <w:lang w:val="en-US"/>
+        </w:rPr>
+        <w:t xml:space="preserve">        }</w:t>
+      </w:r>
+    </w:p>
+    <w:p>
+      <w:pPr>
+        <w:spacing w:after="0"/>
+        <w:rPr>
+          <w:lang w:val="en-US"/>
+        </w:rPr>
+      </w:pPr>
+    </w:p>
+    <w:p>
+      <w:pPr>
+        <w:spacing w:after="0"/>
+        <w:rPr>
+          <w:lang w:val="en-US"/>
+        </w:rPr>
+      </w:pPr>
+      <w:r>
+        <w:rPr>
+          <w:lang w:val="en-US"/>
+        </w:rPr>
+        <w:t xml:space="preserve">      + upgrade_settings (known after apply)</w:t>
+      </w:r>
+    </w:p>
+    <w:p>
+      <w:pPr>
+        <w:spacing w:after="0"/>
+        <w:rPr>
+          <w:lang w:val="en-US"/>
+        </w:rPr>
+      </w:pPr>
+      <w:r>
+        <w:rPr>
+          <w:lang w:val="en-US"/>
+        </w:rPr>
+        <w:t xml:space="preserve">    }</w:t>
+      </w:r>
+    </w:p>
+    <w:p>
+      <w:pPr>
+        <w:spacing w:after="0"/>
+        <w:rPr>
+          <w:lang w:val="en-US"/>
+        </w:rPr>
+      </w:pPr>
+    </w:p>
+    <w:p>
+      <w:pPr>
+        <w:spacing w:after="0"/>
+        <w:rPr>
+          <w:lang w:val="en-US"/>
+        </w:rPr>
+      </w:pPr>
+      <w:r>
+        <w:rPr>
+          <w:lang w:val="en-US"/>
+        </w:rPr>
+        <w:t>Plan: 2 to add, 0 to change, 0 to destroy.</w:t>
+      </w:r>
+    </w:p>
+    <w:p>
+      <w:pPr>
+        <w:spacing w:after="0"/>
+        <w:rPr>
+          <w:lang w:val="en-US"/>
+        </w:rPr>
+      </w:pPr>
+    </w:p>
+    <w:p>
+      <w:pPr>
+        <w:spacing w:after="0"/>
+        <w:rPr>
+          <w:lang w:val="en-US"/>
+        </w:rPr>
+      </w:pPr>
+      <w:r>
+        <w:rPr>
+          <w:lang w:val="en-US"/>
+        </w:rPr>
+        <w:t>Changes to Outputs:</w:t>
+      </w:r>
+    </w:p>
+    <w:p>
+      <w:pPr>
+        <w:spacing w:after="0"/>
+        <w:rPr>
+          <w:lang w:val="en-US"/>
+        </w:rPr>
+      </w:pPr>
+      <w:r>
+        <w:rPr>
+          <w:lang w:val="en-US"/>
+        </w:rPr>
+        <w:t xml:space="preserve">  + gcp-cluster-name    = "sofianegueruela-td2026"</w:t>
+      </w:r>
+    </w:p>
+    <w:p>
+      <w:pPr>
+        <w:spacing w:after="0"/>
+        <w:rPr>
+          <w:lang w:val="en-US"/>
+        </w:rPr>
+      </w:pPr>
+      <w:r>
+        <w:rPr>
+          <w:lang w:val="en-US"/>
+        </w:rPr>
+        <w:t xml:space="preserve">  + kubernetes_endpoint = (known after apply)</w:t>
+      </w:r>
+    </w:p>
+    <w:p>
+      <w:pPr>
+        <w:spacing w:after="0"/>
+        <w:rPr>
+          <w:lang w:val="en-US"/>
+        </w:rPr>
+      </w:pPr>
+    </w:p>
+    <w:p>
+      <w:pPr>
+        <w:spacing w:after="0"/>
+        <w:rPr>
+          <w:lang w:val="en-US"/>
+        </w:rPr>
+      </w:pPr>
+      <w:r>
+        <w:rPr>
+          <w:lang w:val="en-US"/>
+        </w:rPr>
+        <w:t>───────────────────────────────────────────────────────────────────────────────────────────────────────────────────────────────────────────────────────────────</w:t>
+      </w:r>
+    </w:p>
+    <w:p>
+      <w:pPr>
+        <w:spacing w:after="0"/>
+        <w:rPr>
+          <w:lang w:val="en-US"/>
+        </w:rPr>
+      </w:pPr>
+    </w:p>
+    <w:p>
+      <w:pPr>
+        <w:spacing w:after="0"/>
+        <w:rPr>
+          <w:lang w:val="en-US"/>
+        </w:rPr>
+      </w:pPr>
+      <w:r>
+        <w:rPr>
+          <w:lang w:val="en-US"/>
+        </w:rPr>
+        <w:t>Note: You didn't use the -out option to save this plan, so Terraform can't guarantee to take exactly these actions if you run "terraform apply" now.</w:t>
+      </w:r>
+    </w:p>
+    <w:p>
+      <w:pPr>
+        <w:spacing w:after="0"/>
+        <w:rPr>
+          <w:lang w:val="en-US"/>
+        </w:rPr>
+      </w:pPr>
+    </w:p>
+    <w:p>
+      <w:pPr>
+        <w:spacing w:after="0"/>
+      </w:pPr>
+      <w:r>
+        <w:t>PS C:\Users\sofin\Desktop\4 iMAT\Tecnologías para la Digitalización\Laboratorio\EXAMEN\td-exam-2026-alumni\terraform&gt; terraform apply</w:t>
+      </w:r>
+    </w:p>
+    <w:p>
+      <w:pPr>
+        <w:spacing w:after="0"/>
+      </w:pPr>
+    </w:p>
+    <w:p>
+      <w:pPr>
+        <w:spacing w:after="0"/>
+        <w:rPr>
+          <w:lang w:val="en-US"/>
+        </w:rPr>
+      </w:pPr>
+      <w:r>
+        <w:rPr>
+          <w:lang w:val="en-US"/>
+        </w:rPr>
+        <w:t>Terraform used the selected providers to generate the following execution plan. Resource actions are indicated with the following symbols:</w:t>
+      </w:r>
+    </w:p>
+    <w:p>
+      <w:pPr>
+        <w:spacing w:after="0"/>
+        <w:rPr>
+          <w:lang w:val="en-US"/>
+        </w:rPr>
+      </w:pPr>
+      <w:r>
+        <w:rPr>
+          <w:lang w:val="en-US"/>
+        </w:rPr>
+        <w:t xml:space="preserve">  + create</w:t>
+      </w:r>
+    </w:p>
+    <w:p>
+      <w:pPr>
+        <w:spacing w:after="0"/>
+        <w:rPr>
+          <w:lang w:val="en-US"/>
+        </w:rPr>
+      </w:pPr>
+    </w:p>
+    <w:p>
+      <w:pPr>
+        <w:spacing w:after="0"/>
+        <w:rPr>
+          <w:lang w:val="en-US"/>
+        </w:rPr>
+      </w:pPr>
+      <w:r>
+        <w:rPr>
+          <w:lang w:val="en-US"/>
+        </w:rPr>
+        <w:t>Terraform will perform the following actions:</w:t>
+      </w:r>
+    </w:p>
+    <w:p>
+      <w:pPr>
+        <w:spacing w:after="0"/>
+        <w:rPr>
+          <w:lang w:val="en-US"/>
+        </w:rPr>
+      </w:pPr>
+    </w:p>
+    <w:p>
+      <w:pPr>
+        <w:spacing w:after="0"/>
+        <w:rPr>
+          <w:lang w:val="en-US"/>
+        </w:rPr>
+      </w:pPr>
+      <w:r>
+        <w:rPr>
+          <w:lang w:val="en-US"/>
+        </w:rPr>
+        <w:t xml:space="preserve">  # google_container_cluster.primary will be created</w:t>
+      </w:r>
+    </w:p>
+    <w:p>
+      <w:pPr>
+        <w:spacing w:after="0"/>
+        <w:rPr>
+          <w:lang w:val="en-US"/>
+        </w:rPr>
+      </w:pPr>
+      <w:r>
+        <w:rPr>
+          <w:lang w:val="en-US"/>
+        </w:rPr>
+        <w:t xml:space="preserve">  + resource "google_container_cluster" "primary" {</w:t>
+      </w:r>
+    </w:p>
+    <w:p>
+      <w:pPr>
+        <w:spacing w:after="0"/>
+        <w:rPr>
+          <w:lang w:val="en-US"/>
+        </w:rPr>
+      </w:pPr>
+      <w:r>
+        <w:rPr>
+          <w:lang w:val="en-US"/>
+        </w:rPr>
+        <w:t xml:space="preserve">      + cluster_ipv4_cidr                        = (known after apply)</w:t>
+      </w:r>
+    </w:p>
+    <w:p>
+      <w:pPr>
+        <w:spacing w:after="0"/>
+        <w:rPr>
+          <w:lang w:val="en-US"/>
+        </w:rPr>
+      </w:pPr>
+      <w:r>
+        <w:rPr>
+          <w:lang w:val="en-US"/>
+        </w:rPr>
+        <w:t xml:space="preserve">      + datapath_provider                        = (known after apply)</w:t>
+      </w:r>
+    </w:p>
+    <w:p>
+      <w:pPr>
+        <w:spacing w:after="0"/>
+        <w:rPr>
+          <w:lang w:val="en-US"/>
+        </w:rPr>
+      </w:pPr>
+      <w:r>
+        <w:rPr>
+          <w:lang w:val="en-US"/>
+        </w:rPr>
         <w:t xml:space="preserve">      + default_max_pods_per_node                = (known after apply)</w:t>
       </w:r>
     </w:p>
     <w:p>
       <w:pPr>
+        <w:spacing w:after="0"/>
         <w:rPr>
           <w:lang w:val="en-US"/>
         </w:rPr>
@@ -375,6 +2422,7 @@
     </w:p>
     <w:p>
       <w:pPr>
+        <w:spacing w:after="0"/>
         <w:rPr>
           <w:lang w:val="en-US"/>
         </w:rPr>
@@ -388,19 +2436,22 @@
     </w:p>
     <w:p>
       <w:pPr>
-        <w:rPr>
-          <w:lang w:val="en-US"/>
-        </w:rPr>
-      </w:pPr>
-      <w:r>
-        <w:rPr>
-          <w:lang w:val="en-US"/>
-        </w:rPr>
+        <w:spacing w:after="0"/>
+        <w:rPr>
+          <w:lang w:val="en-US"/>
+        </w:rPr>
+      </w:pPr>
+      <w:r>
+        <w:rPr>
+          <w:lang w:val="en-US"/>
+        </w:rPr>
+        <w:lastRenderedPageBreak/>
         <w:t xml:space="preserve">          + "goog-terraform-provisioned" = "true"</w:t>
       </w:r>
     </w:p>
     <w:p>
       <w:pPr>
+        <w:spacing w:after="0"/>
         <w:rPr>
           <w:lang w:val="en-US"/>
         </w:rPr>
@@ -414,6 +2465,7 @@
     </w:p>
     <w:p>
       <w:pPr>
+        <w:spacing w:after="0"/>
         <w:rPr>
           <w:lang w:val="en-US"/>
         </w:rPr>
@@ -427,6 +2479,7 @@
     </w:p>
     <w:p>
       <w:pPr>
+        <w:spacing w:after="0"/>
         <w:rPr>
           <w:lang w:val="en-US"/>
         </w:rPr>
@@ -440,6 +2493,7 @@
     </w:p>
     <w:p>
       <w:pPr>
+        <w:spacing w:after="0"/>
         <w:rPr>
           <w:lang w:val="en-US"/>
         </w:rPr>
@@ -453,6 +2507,7 @@
     </w:p>
     <w:p>
       <w:pPr>
+        <w:spacing w:after="0"/>
         <w:rPr>
           <w:lang w:val="en-US"/>
         </w:rPr>
@@ -466,6 +2521,7 @@
     </w:p>
     <w:p>
       <w:pPr>
+        <w:spacing w:after="0"/>
         <w:rPr>
           <w:lang w:val="en-US"/>
         </w:rPr>
@@ -479,6 +2535,7 @@
     </w:p>
     <w:p>
       <w:pPr>
+        <w:spacing w:after="0"/>
         <w:rPr>
           <w:lang w:val="en-US"/>
         </w:rPr>
@@ -492,6 +2549,7 @@
     </w:p>
     <w:p>
       <w:pPr>
+        <w:spacing w:after="0"/>
         <w:rPr>
           <w:lang w:val="en-US"/>
         </w:rPr>
@@ -505,6 +2563,7 @@
     </w:p>
     <w:p>
       <w:pPr>
+        <w:spacing w:after="0"/>
         <w:rPr>
           <w:lang w:val="en-US"/>
         </w:rPr>
@@ -518,6 +2577,7 @@
     </w:p>
     <w:p>
       <w:pPr>
+        <w:spacing w:after="0"/>
         <w:rPr>
           <w:lang w:val="en-US"/>
         </w:rPr>
@@ -531,6 +2591,7 @@
     </w:p>
     <w:p>
       <w:pPr>
+        <w:spacing w:after="0"/>
         <w:rPr>
           <w:lang w:val="en-US"/>
         </w:rPr>
@@ -544,6 +2605,7 @@
     </w:p>
     <w:p>
       <w:pPr>
+        <w:spacing w:after="0"/>
         <w:rPr>
           <w:lang w:val="en-US"/>
         </w:rPr>
@@ -557,6 +2619,7 @@
     </w:p>
     <w:p>
       <w:pPr>
+        <w:spacing w:after="0"/>
         <w:rPr>
           <w:lang w:val="en-US"/>
         </w:rPr>
@@ -570,6 +2633,7 @@
     </w:p>
     <w:p>
       <w:pPr>
+        <w:spacing w:after="0"/>
         <w:rPr>
           <w:lang w:val="en-US"/>
         </w:rPr>
@@ -583,6 +2647,7 @@
     </w:p>
     <w:p>
       <w:pPr>
+        <w:spacing w:after="0"/>
         <w:rPr>
           <w:lang w:val="en-US"/>
         </w:rPr>
@@ -596,6 +2661,7 @@
     </w:p>
     <w:p>
       <w:pPr>
+        <w:spacing w:after="0"/>
         <w:rPr>
           <w:lang w:val="en-US"/>
         </w:rPr>
@@ -609,6 +2675,7 @@
     </w:p>
     <w:p>
       <w:pPr>
+        <w:spacing w:after="0"/>
         <w:rPr>
           <w:lang w:val="en-US"/>
         </w:rPr>
@@ -622,6 +2689,7 @@
     </w:p>
     <w:p>
       <w:pPr>
+        <w:spacing w:after="0"/>
         <w:rPr>
           <w:lang w:val="en-US"/>
         </w:rPr>
@@ -635,6 +2703,7 @@
     </w:p>
     <w:p>
       <w:pPr>
+        <w:spacing w:after="0"/>
         <w:rPr>
           <w:lang w:val="en-US"/>
         </w:rPr>
@@ -648,6 +2717,7 @@
     </w:p>
     <w:p>
       <w:pPr>
+        <w:spacing w:after="0"/>
         <w:rPr>
           <w:lang w:val="en-US"/>
         </w:rPr>
@@ -661,6 +2731,7 @@
     </w:p>
     <w:p>
       <w:pPr>
+        <w:spacing w:after="0"/>
         <w:rPr>
           <w:lang w:val="en-US"/>
         </w:rPr>
@@ -674,6 +2745,7 @@
     </w:p>
     <w:p>
       <w:pPr>
+        <w:spacing w:after="0"/>
         <w:rPr>
           <w:lang w:val="en-US"/>
         </w:rPr>
@@ -687,6 +2759,7 @@
     </w:p>
     <w:p>
       <w:pPr>
+        <w:spacing w:after="0"/>
         <w:rPr>
           <w:lang w:val="en-US"/>
         </w:rPr>
@@ -700,6 +2773,7 @@
     </w:p>
     <w:p>
       <w:pPr>
+        <w:spacing w:after="0"/>
         <w:rPr>
           <w:lang w:val="en-US"/>
         </w:rPr>
@@ -713,6 +2787,7 @@
     </w:p>
     <w:p>
       <w:pPr>
+        <w:spacing w:after="0"/>
         <w:rPr>
           <w:lang w:val="en-US"/>
         </w:rPr>
@@ -726,6 +2801,7 @@
     </w:p>
     <w:p>
       <w:pPr>
+        <w:spacing w:after="0"/>
         <w:rPr>
           <w:lang w:val="en-US"/>
         </w:rPr>
@@ -739,6 +2815,7 @@
     </w:p>
     <w:p>
       <w:pPr>
+        <w:spacing w:after="0"/>
         <w:rPr>
           <w:lang w:val="en-US"/>
         </w:rPr>
@@ -752,6 +2829,7 @@
     </w:p>
     <w:p>
       <w:pPr>
+        <w:spacing w:after="0"/>
         <w:rPr>
           <w:lang w:val="en-US"/>
         </w:rPr>
@@ -765,6 +2843,7 @@
     </w:p>
     <w:p>
       <w:pPr>
+        <w:spacing w:after="0"/>
         <w:rPr>
           <w:lang w:val="en-US"/>
         </w:rPr>
@@ -778,6 +2857,7 @@
     </w:p>
     <w:p>
       <w:pPr>
+        <w:spacing w:after="0"/>
         <w:rPr>
           <w:lang w:val="en-US"/>
         </w:rPr>
@@ -791,6 +2871,7 @@
     </w:p>
     <w:p>
       <w:pPr>
+        <w:spacing w:after="0"/>
         <w:rPr>
           <w:lang w:val="en-US"/>
         </w:rPr>
@@ -804,6 +2885,7 @@
     </w:p>
     <w:p>
       <w:pPr>
+        <w:spacing w:after="0"/>
         <w:rPr>
           <w:lang w:val="en-US"/>
         </w:rPr>
@@ -817,13 +2899,15 @@
     </w:p>
     <w:p>
       <w:pPr>
-        <w:rPr>
-          <w:lang w:val="en-US"/>
-        </w:rPr>
-      </w:pPr>
-    </w:p>
-    <w:p>
-      <w:pPr>
+        <w:spacing w:after="0"/>
+        <w:rPr>
+          <w:lang w:val="en-US"/>
+        </w:rPr>
+      </w:pPr>
+    </w:p>
+    <w:p>
+      <w:pPr>
+        <w:spacing w:after="0"/>
         <w:rPr>
           <w:lang w:val="en-US"/>
         </w:rPr>
@@ -837,13 +2921,15 @@
     </w:p>
     <w:p>
       <w:pPr>
-        <w:rPr>
-          <w:lang w:val="en-US"/>
-        </w:rPr>
-      </w:pPr>
-    </w:p>
-    <w:p>
-      <w:pPr>
+        <w:spacing w:after="0"/>
+        <w:rPr>
+          <w:lang w:val="en-US"/>
+        </w:rPr>
+      </w:pPr>
+    </w:p>
+    <w:p>
+      <w:pPr>
+        <w:spacing w:after="0"/>
         <w:rPr>
           <w:lang w:val="en-US"/>
         </w:rPr>
@@ -857,13 +2943,15 @@
     </w:p>
     <w:p>
       <w:pPr>
-        <w:rPr>
-          <w:lang w:val="en-US"/>
-        </w:rPr>
-      </w:pPr>
-    </w:p>
-    <w:p>
-      <w:pPr>
+        <w:spacing w:after="0"/>
+        <w:rPr>
+          <w:lang w:val="en-US"/>
+        </w:rPr>
+      </w:pPr>
+    </w:p>
+    <w:p>
+      <w:pPr>
+        <w:spacing w:after="0"/>
         <w:rPr>
           <w:lang w:val="en-US"/>
         </w:rPr>
@@ -877,13 +2965,15 @@
     </w:p>
     <w:p>
       <w:pPr>
-        <w:rPr>
-          <w:lang w:val="en-US"/>
-        </w:rPr>
-      </w:pPr>
-    </w:p>
-    <w:p>
-      <w:pPr>
+        <w:spacing w:after="0"/>
+        <w:rPr>
+          <w:lang w:val="en-US"/>
+        </w:rPr>
+      </w:pPr>
+    </w:p>
+    <w:p>
+      <w:pPr>
+        <w:spacing w:after="0"/>
         <w:rPr>
           <w:lang w:val="en-US"/>
         </w:rPr>
@@ -897,13 +2987,15 @@
     </w:p>
     <w:p>
       <w:pPr>
-        <w:rPr>
-          <w:lang w:val="en-US"/>
-        </w:rPr>
-      </w:pPr>
-    </w:p>
-    <w:p>
-      <w:pPr>
+        <w:spacing w:after="0"/>
+        <w:rPr>
+          <w:lang w:val="en-US"/>
+        </w:rPr>
+      </w:pPr>
+    </w:p>
+    <w:p>
+      <w:pPr>
+        <w:spacing w:after="0"/>
         <w:rPr>
           <w:lang w:val="en-US"/>
         </w:rPr>
@@ -917,13 +3009,15 @@
     </w:p>
     <w:p>
       <w:pPr>
-        <w:rPr>
-          <w:lang w:val="en-US"/>
-        </w:rPr>
-      </w:pPr>
-    </w:p>
-    <w:p>
-      <w:pPr>
+        <w:spacing w:after="0"/>
+        <w:rPr>
+          <w:lang w:val="en-US"/>
+        </w:rPr>
+      </w:pPr>
+    </w:p>
+    <w:p>
+      <w:pPr>
+        <w:spacing w:after="0"/>
         <w:rPr>
           <w:lang w:val="en-US"/>
         </w:rPr>
@@ -937,13 +3031,15 @@
     </w:p>
     <w:p>
       <w:pPr>
-        <w:rPr>
-          <w:lang w:val="en-US"/>
-        </w:rPr>
-      </w:pPr>
-    </w:p>
-    <w:p>
-      <w:pPr>
+        <w:spacing w:after="0"/>
+        <w:rPr>
+          <w:lang w:val="en-US"/>
+        </w:rPr>
+      </w:pPr>
+    </w:p>
+    <w:p>
+      <w:pPr>
+        <w:spacing w:after="0"/>
         <w:rPr>
           <w:lang w:val="en-US"/>
         </w:rPr>
@@ -957,13 +3053,15 @@
     </w:p>
     <w:p>
       <w:pPr>
-        <w:rPr>
-          <w:lang w:val="en-US"/>
-        </w:rPr>
-      </w:pPr>
-    </w:p>
-    <w:p>
-      <w:pPr>
+        <w:spacing w:after="0"/>
+        <w:rPr>
+          <w:lang w:val="en-US"/>
+        </w:rPr>
+      </w:pPr>
+    </w:p>
+    <w:p>
+      <w:pPr>
+        <w:spacing w:after="0"/>
         <w:rPr>
           <w:lang w:val="en-US"/>
         </w:rPr>
@@ -977,13 +3075,15 @@
     </w:p>
     <w:p>
       <w:pPr>
-        <w:rPr>
-          <w:lang w:val="en-US"/>
-        </w:rPr>
-      </w:pPr>
-    </w:p>
-    <w:p>
-      <w:pPr>
+        <w:spacing w:after="0"/>
+        <w:rPr>
+          <w:lang w:val="en-US"/>
+        </w:rPr>
+      </w:pPr>
+    </w:p>
+    <w:p>
+      <w:pPr>
+        <w:spacing w:after="0"/>
         <w:rPr>
           <w:lang w:val="en-US"/>
         </w:rPr>
@@ -997,33 +3097,38 @@
     </w:p>
     <w:p>
       <w:pPr>
-        <w:rPr>
-          <w:lang w:val="en-US"/>
-        </w:rPr>
-      </w:pPr>
-    </w:p>
-    <w:p>
-      <w:pPr>
-        <w:rPr>
-          <w:lang w:val="en-US"/>
-        </w:rPr>
-      </w:pPr>
-      <w:r>
-        <w:rPr>
-          <w:lang w:val="en-US"/>
-        </w:rPr>
+        <w:spacing w:after="0"/>
+        <w:rPr>
+          <w:lang w:val="en-US"/>
+        </w:rPr>
+      </w:pPr>
+    </w:p>
+    <w:p>
+      <w:pPr>
+        <w:spacing w:after="0"/>
+        <w:rPr>
+          <w:lang w:val="en-US"/>
+        </w:rPr>
+      </w:pPr>
+      <w:r>
+        <w:rPr>
+          <w:lang w:val="en-US"/>
+        </w:rPr>
+        <w:lastRenderedPageBreak/>
         <w:t xml:space="preserve">      + ip_allocation_policy (known after apply)</w:t>
       </w:r>
     </w:p>
     <w:p>
       <w:pPr>
-        <w:rPr>
-          <w:lang w:val="en-US"/>
-        </w:rPr>
-      </w:pPr>
-    </w:p>
-    <w:p>
-      <w:pPr>
+        <w:spacing w:after="0"/>
+        <w:rPr>
+          <w:lang w:val="en-US"/>
+        </w:rPr>
+      </w:pPr>
+    </w:p>
+    <w:p>
+      <w:pPr>
+        <w:spacing w:after="0"/>
         <w:rPr>
           <w:lang w:val="en-US"/>
         </w:rPr>
@@ -1037,13 +3142,15 @@
     </w:p>
     <w:p>
       <w:pPr>
-        <w:rPr>
-          <w:lang w:val="en-US"/>
-        </w:rPr>
-      </w:pPr>
-    </w:p>
-    <w:p>
-      <w:pPr>
+        <w:spacing w:after="0"/>
+        <w:rPr>
+          <w:lang w:val="en-US"/>
+        </w:rPr>
+      </w:pPr>
+    </w:p>
+    <w:p>
+      <w:pPr>
+        <w:spacing w:after="0"/>
         <w:rPr>
           <w:lang w:val="en-US"/>
         </w:rPr>
@@ -1057,13 +3164,15 @@
     </w:p>
     <w:p>
       <w:pPr>
-        <w:rPr>
-          <w:lang w:val="en-US"/>
-        </w:rPr>
-      </w:pPr>
-    </w:p>
-    <w:p>
-      <w:pPr>
+        <w:spacing w:after="0"/>
+        <w:rPr>
+          <w:lang w:val="en-US"/>
+        </w:rPr>
+      </w:pPr>
+    </w:p>
+    <w:p>
+      <w:pPr>
+        <w:spacing w:after="0"/>
         <w:rPr>
           <w:lang w:val="en-US"/>
         </w:rPr>
@@ -1077,13 +3186,15 @@
     </w:p>
     <w:p>
       <w:pPr>
-        <w:rPr>
-          <w:lang w:val="en-US"/>
-        </w:rPr>
-      </w:pPr>
-    </w:p>
-    <w:p>
-      <w:pPr>
+        <w:spacing w:after="0"/>
+        <w:rPr>
+          <w:lang w:val="en-US"/>
+        </w:rPr>
+      </w:pPr>
+    </w:p>
+    <w:p>
+      <w:pPr>
+        <w:spacing w:after="0"/>
         <w:rPr>
           <w:lang w:val="en-US"/>
         </w:rPr>
@@ -1097,13 +3208,15 @@
     </w:p>
     <w:p>
       <w:pPr>
-        <w:rPr>
-          <w:lang w:val="en-US"/>
-        </w:rPr>
-      </w:pPr>
-    </w:p>
-    <w:p>
-      <w:pPr>
+        <w:spacing w:after="0"/>
+        <w:rPr>
+          <w:lang w:val="en-US"/>
+        </w:rPr>
+      </w:pPr>
+    </w:p>
+    <w:p>
+      <w:pPr>
+        <w:spacing w:after="0"/>
         <w:rPr>
           <w:lang w:val="en-US"/>
         </w:rPr>
@@ -1117,13 +3230,15 @@
     </w:p>
     <w:p>
       <w:pPr>
-        <w:rPr>
-          <w:lang w:val="en-US"/>
-        </w:rPr>
-      </w:pPr>
-    </w:p>
-    <w:p>
-      <w:pPr>
+        <w:spacing w:after="0"/>
+        <w:rPr>
+          <w:lang w:val="en-US"/>
+        </w:rPr>
+      </w:pPr>
+    </w:p>
+    <w:p>
+      <w:pPr>
+        <w:spacing w:after="0"/>
         <w:rPr>
           <w:lang w:val="en-US"/>
         </w:rPr>
@@ -1137,13 +3252,15 @@
     </w:p>
     <w:p>
       <w:pPr>
-        <w:rPr>
-          <w:lang w:val="en-US"/>
-        </w:rPr>
-      </w:pPr>
-    </w:p>
-    <w:p>
-      <w:pPr>
+        <w:spacing w:after="0"/>
+        <w:rPr>
+          <w:lang w:val="en-US"/>
+        </w:rPr>
+      </w:pPr>
+    </w:p>
+    <w:p>
+      <w:pPr>
+        <w:spacing w:after="0"/>
         <w:rPr>
           <w:lang w:val="en-US"/>
         </w:rPr>
@@ -1157,13 +3274,15 @@
     </w:p>
     <w:p>
       <w:pPr>
-        <w:rPr>
-          <w:lang w:val="en-US"/>
-        </w:rPr>
-      </w:pPr>
-    </w:p>
-    <w:p>
-      <w:pPr>
+        <w:spacing w:after="0"/>
+        <w:rPr>
+          <w:lang w:val="en-US"/>
+        </w:rPr>
+      </w:pPr>
+    </w:p>
+    <w:p>
+      <w:pPr>
+        <w:spacing w:after="0"/>
         <w:rPr>
           <w:lang w:val="en-US"/>
         </w:rPr>
@@ -1177,13 +3296,15 @@
     </w:p>
     <w:p>
       <w:pPr>
-        <w:rPr>
-          <w:lang w:val="en-US"/>
-        </w:rPr>
-      </w:pPr>
-    </w:p>
-    <w:p>
-      <w:pPr>
+        <w:spacing w:after="0"/>
+        <w:rPr>
+          <w:lang w:val="en-US"/>
+        </w:rPr>
+      </w:pPr>
+    </w:p>
+    <w:p>
+      <w:pPr>
+        <w:spacing w:after="0"/>
         <w:rPr>
           <w:lang w:val="en-US"/>
         </w:rPr>
@@ -1197,13 +3318,15 @@
     </w:p>
     <w:p>
       <w:pPr>
-        <w:rPr>
-          <w:lang w:val="en-US"/>
-        </w:rPr>
-      </w:pPr>
-    </w:p>
-    <w:p>
-      <w:pPr>
+        <w:spacing w:after="0"/>
+        <w:rPr>
+          <w:lang w:val="en-US"/>
+        </w:rPr>
+      </w:pPr>
+    </w:p>
+    <w:p>
+      <w:pPr>
+        <w:spacing w:after="0"/>
         <w:rPr>
           <w:lang w:val="en-US"/>
         </w:rPr>
@@ -1217,13 +3340,15 @@
     </w:p>
     <w:p>
       <w:pPr>
-        <w:rPr>
-          <w:lang w:val="en-US"/>
-        </w:rPr>
-      </w:pPr>
-    </w:p>
-    <w:p>
-      <w:pPr>
+        <w:spacing w:after="0"/>
+        <w:rPr>
+          <w:lang w:val="en-US"/>
+        </w:rPr>
+      </w:pPr>
+    </w:p>
+    <w:p>
+      <w:pPr>
+        <w:spacing w:after="0"/>
         <w:rPr>
           <w:lang w:val="en-US"/>
         </w:rPr>
@@ -1237,13 +3362,15 @@
     </w:p>
     <w:p>
       <w:pPr>
-        <w:rPr>
-          <w:lang w:val="en-US"/>
-        </w:rPr>
-      </w:pPr>
-    </w:p>
-    <w:p>
-      <w:pPr>
+        <w:spacing w:after="0"/>
+        <w:rPr>
+          <w:lang w:val="en-US"/>
+        </w:rPr>
+      </w:pPr>
+    </w:p>
+    <w:p>
+      <w:pPr>
+        <w:spacing w:after="0"/>
         <w:rPr>
           <w:lang w:val="en-US"/>
         </w:rPr>
@@ -1257,13 +3384,15 @@
     </w:p>
     <w:p>
       <w:pPr>
-        <w:rPr>
-          <w:lang w:val="en-US"/>
-        </w:rPr>
-      </w:pPr>
-    </w:p>
-    <w:p>
-      <w:pPr>
+        <w:spacing w:after="0"/>
+        <w:rPr>
+          <w:lang w:val="en-US"/>
+        </w:rPr>
+      </w:pPr>
+    </w:p>
+    <w:p>
+      <w:pPr>
+        <w:spacing w:after="0"/>
         <w:rPr>
           <w:lang w:val="en-US"/>
         </w:rPr>
@@ -1277,13 +3406,15 @@
     </w:p>
     <w:p>
       <w:pPr>
-        <w:rPr>
-          <w:lang w:val="en-US"/>
-        </w:rPr>
-      </w:pPr>
-    </w:p>
-    <w:p>
-      <w:pPr>
+        <w:spacing w:after="0"/>
+        <w:rPr>
+          <w:lang w:val="en-US"/>
+        </w:rPr>
+      </w:pPr>
+    </w:p>
+    <w:p>
+      <w:pPr>
+        <w:spacing w:after="0"/>
         <w:rPr>
           <w:lang w:val="en-US"/>
         </w:rPr>
@@ -1297,13 +3428,15 @@
     </w:p>
     <w:p>
       <w:pPr>
-        <w:rPr>
-          <w:lang w:val="en-US"/>
-        </w:rPr>
-      </w:pPr>
-    </w:p>
-    <w:p>
-      <w:pPr>
+        <w:spacing w:after="0"/>
+        <w:rPr>
+          <w:lang w:val="en-US"/>
+        </w:rPr>
+      </w:pPr>
+    </w:p>
+    <w:p>
+      <w:pPr>
+        <w:spacing w:after="0"/>
         <w:rPr>
           <w:lang w:val="en-US"/>
         </w:rPr>
@@ -1317,6 +3450,7 @@
     </w:p>
     <w:p>
       <w:pPr>
+        <w:spacing w:after="0"/>
         <w:rPr>
           <w:lang w:val="en-US"/>
         </w:rPr>
@@ -1330,13 +3464,15 @@
     </w:p>
     <w:p>
       <w:pPr>
-        <w:rPr>
-          <w:lang w:val="en-US"/>
-        </w:rPr>
-      </w:pPr>
-    </w:p>
-    <w:p>
-      <w:pPr>
+        <w:spacing w:after="0"/>
+        <w:rPr>
+          <w:lang w:val="en-US"/>
+        </w:rPr>
+      </w:pPr>
+    </w:p>
+    <w:p>
+      <w:pPr>
+        <w:spacing w:after="0"/>
         <w:rPr>
           <w:lang w:val="en-US"/>
         </w:rPr>
@@ -1350,6 +3486,7 @@
     </w:p>
     <w:p>
       <w:pPr>
+        <w:spacing w:after="0"/>
         <w:rPr>
           <w:lang w:val="en-US"/>
         </w:rPr>
@@ -1363,6 +3500,7 @@
     </w:p>
     <w:p>
       <w:pPr>
+        <w:spacing w:after="0"/>
         <w:rPr>
           <w:lang w:val="en-US"/>
         </w:rPr>
@@ -1376,6 +3514,7 @@
     </w:p>
     <w:p>
       <w:pPr>
+        <w:spacing w:after="0"/>
         <w:rPr>
           <w:lang w:val="en-US"/>
         </w:rPr>
@@ -1389,6 +3528,7 @@
     </w:p>
     <w:p>
       <w:pPr>
+        <w:spacing w:after="0"/>
         <w:rPr>
           <w:lang w:val="en-US"/>
         </w:rPr>
@@ -1402,6 +3542,7 @@
     </w:p>
     <w:p>
       <w:pPr>
+        <w:spacing w:after="0"/>
         <w:rPr>
           <w:lang w:val="en-US"/>
         </w:rPr>
@@ -1415,6 +3556,7 @@
     </w:p>
     <w:p>
       <w:pPr>
+        <w:spacing w:after="0"/>
         <w:rPr>
           <w:lang w:val="en-US"/>
         </w:rPr>
@@ -1428,6 +3570,7 @@
     </w:p>
     <w:p>
       <w:pPr>
+        <w:spacing w:after="0"/>
         <w:rPr>
           <w:lang w:val="en-US"/>
         </w:rPr>
@@ -1441,6 +3584,7 @@
     </w:p>
     <w:p>
       <w:pPr>
+        <w:spacing w:after="0"/>
         <w:rPr>
           <w:lang w:val="en-US"/>
         </w:rPr>
@@ -1454,6 +3598,7 @@
     </w:p>
     <w:p>
       <w:pPr>
+        <w:spacing w:after="0"/>
         <w:rPr>
           <w:lang w:val="en-US"/>
         </w:rPr>
@@ -1467,6 +3612,7 @@
     </w:p>
     <w:p>
       <w:pPr>
+        <w:spacing w:after="0"/>
         <w:rPr>
           <w:lang w:val="en-US"/>
         </w:rPr>
@@ -1480,6 +3626,7 @@
     </w:p>
     <w:p>
       <w:pPr>
+        <w:spacing w:after="0"/>
         <w:rPr>
           <w:lang w:val="en-US"/>
         </w:rPr>
@@ -1493,6 +3640,7 @@
     </w:p>
     <w:p>
       <w:pPr>
+        <w:spacing w:after="0"/>
         <w:rPr>
           <w:lang w:val="en-US"/>
         </w:rPr>
@@ -1506,6 +3654,7 @@
     </w:p>
     <w:p>
       <w:pPr>
+        <w:spacing w:after="0"/>
         <w:rPr>
           <w:lang w:val="en-US"/>
         </w:rPr>
@@ -1519,6 +3668,7 @@
     </w:p>
     <w:p>
       <w:pPr>
+        <w:spacing w:after="0"/>
         <w:rPr>
           <w:lang w:val="en-US"/>
         </w:rPr>
@@ -1532,6 +3682,7 @@
     </w:p>
     <w:p>
       <w:pPr>
+        <w:spacing w:after="0"/>
         <w:rPr>
           <w:lang w:val="en-US"/>
         </w:rPr>
@@ -1545,13 +3696,15 @@
     </w:p>
     <w:p>
       <w:pPr>
-        <w:rPr>
-          <w:lang w:val="en-US"/>
-        </w:rPr>
-      </w:pPr>
-    </w:p>
-    <w:p>
-      <w:pPr>
+        <w:spacing w:after="0"/>
+        <w:rPr>
+          <w:lang w:val="en-US"/>
+        </w:rPr>
+      </w:pPr>
+    </w:p>
+    <w:p>
+      <w:pPr>
+        <w:spacing w:after="0"/>
         <w:rPr>
           <w:lang w:val="en-US"/>
         </w:rPr>
@@ -1565,33 +3718,38 @@
     </w:p>
     <w:p>
       <w:pPr>
-        <w:rPr>
-          <w:lang w:val="en-US"/>
-        </w:rPr>
-      </w:pPr>
-    </w:p>
-    <w:p>
-      <w:pPr>
-        <w:rPr>
-          <w:lang w:val="en-US"/>
-        </w:rPr>
-      </w:pPr>
-      <w:r>
-        <w:rPr>
-          <w:lang w:val="en-US"/>
-        </w:rPr>
+        <w:spacing w:after="0"/>
+        <w:rPr>
+          <w:lang w:val="en-US"/>
+        </w:rPr>
+      </w:pPr>
+    </w:p>
+    <w:p>
+      <w:pPr>
+        <w:spacing w:after="0"/>
+        <w:rPr>
+          <w:lang w:val="en-US"/>
+        </w:rPr>
+      </w:pPr>
+      <w:r>
+        <w:rPr>
+          <w:lang w:val="en-US"/>
+        </w:rPr>
+        <w:lastRenderedPageBreak/>
         <w:t xml:space="preserve">      + network_config (known after apply)</w:t>
       </w:r>
     </w:p>
     <w:p>
       <w:pPr>
-        <w:rPr>
-          <w:lang w:val="en-US"/>
-        </w:rPr>
-      </w:pPr>
-    </w:p>
-    <w:p>
-      <w:pPr>
+        <w:spacing w:after="0"/>
+        <w:rPr>
+          <w:lang w:val="en-US"/>
+        </w:rPr>
+      </w:pPr>
+    </w:p>
+    <w:p>
+      <w:pPr>
+        <w:spacing w:after="0"/>
         <w:rPr>
           <w:lang w:val="en-US"/>
         </w:rPr>
@@ -1605,6 +3763,7 @@
     </w:p>
     <w:p>
       <w:pPr>
+        <w:spacing w:after="0"/>
         <w:rPr>
           <w:lang w:val="en-US"/>
         </w:rPr>
@@ -1618,6 +3777,7 @@
     </w:p>
     <w:p>
       <w:pPr>
+        <w:spacing w:after="0"/>
         <w:rPr>
           <w:lang w:val="en-US"/>
         </w:rPr>
@@ -1631,6 +3791,7 @@
     </w:p>
     <w:p>
       <w:pPr>
+        <w:spacing w:after="0"/>
         <w:rPr>
           <w:lang w:val="en-US"/>
         </w:rPr>
@@ -1644,6 +3805,7 @@
     </w:p>
     <w:p>
       <w:pPr>
+        <w:spacing w:after="0"/>
         <w:rPr>
           <w:lang w:val="en-US"/>
         </w:rPr>
@@ -1657,6 +3819,7 @@
     </w:p>
     <w:p>
       <w:pPr>
+        <w:spacing w:after="0"/>
         <w:rPr>
           <w:lang w:val="en-US"/>
         </w:rPr>
@@ -1670,6 +3833,7 @@
     </w:p>
     <w:p>
       <w:pPr>
+        <w:spacing w:after="0"/>
         <w:rPr>
           <w:lang w:val="en-US"/>
         </w:rPr>
@@ -1683,6 +3847,7 @@
     </w:p>
     <w:p>
       <w:pPr>
+        <w:spacing w:after="0"/>
         <w:rPr>
           <w:lang w:val="en-US"/>
         </w:rPr>
@@ -1696,6 +3861,7 @@
     </w:p>
     <w:p>
       <w:pPr>
+        <w:spacing w:after="0"/>
         <w:rPr>
           <w:lang w:val="en-US"/>
         </w:rPr>
@@ -1709,6 +3875,7 @@
     </w:p>
     <w:p>
       <w:pPr>
+        <w:spacing w:after="0"/>
         <w:rPr>
           <w:lang w:val="en-US"/>
         </w:rPr>
@@ -1722,6 +3889,7 @@
     </w:p>
     <w:p>
       <w:pPr>
+        <w:spacing w:after="0"/>
         <w:rPr>
           <w:lang w:val="en-US"/>
         </w:rPr>
@@ -1735,6 +3903,7 @@
     </w:p>
     <w:p>
       <w:pPr>
+        <w:spacing w:after="0"/>
         <w:rPr>
           <w:lang w:val="en-US"/>
         </w:rPr>
@@ -1748,6 +3917,7 @@
     </w:p>
     <w:p>
       <w:pPr>
+        <w:spacing w:after="0"/>
         <w:rPr>
           <w:lang w:val="en-US"/>
         </w:rPr>
@@ -1761,6 +3931,7 @@
     </w:p>
     <w:p>
       <w:pPr>
+        <w:spacing w:after="0"/>
         <w:rPr>
           <w:lang w:val="en-US"/>
         </w:rPr>
@@ -1774,6 +3945,7 @@
     </w:p>
     <w:p>
       <w:pPr>
+        <w:spacing w:after="0"/>
         <w:rPr>
           <w:lang w:val="en-US"/>
         </w:rPr>
@@ -1787,6 +3959,7 @@
     </w:p>
     <w:p>
       <w:pPr>
+        <w:spacing w:after="0"/>
         <w:rPr>
           <w:lang w:val="en-US"/>
         </w:rPr>
@@ -1800,6 +3973,7 @@
     </w:p>
     <w:p>
       <w:pPr>
+        <w:spacing w:after="0"/>
         <w:rPr>
           <w:lang w:val="en-US"/>
         </w:rPr>
@@ -1813,13 +3987,15 @@
     </w:p>
     <w:p>
       <w:pPr>
-        <w:rPr>
-          <w:lang w:val="en-US"/>
-        </w:rPr>
-      </w:pPr>
-    </w:p>
-    <w:p>
-      <w:pPr>
+        <w:spacing w:after="0"/>
+        <w:rPr>
+          <w:lang w:val="en-US"/>
+        </w:rPr>
+      </w:pPr>
+    </w:p>
+    <w:p>
+      <w:pPr>
+        <w:spacing w:after="0"/>
         <w:rPr>
           <w:lang w:val="en-US"/>
         </w:rPr>
@@ -1833,13 +4009,15 @@
     </w:p>
     <w:p>
       <w:pPr>
-        <w:rPr>
-          <w:lang w:val="en-US"/>
-        </w:rPr>
-      </w:pPr>
-    </w:p>
-    <w:p>
-      <w:pPr>
+        <w:spacing w:after="0"/>
+        <w:rPr>
+          <w:lang w:val="en-US"/>
+        </w:rPr>
+      </w:pPr>
+    </w:p>
+    <w:p>
+      <w:pPr>
+        <w:spacing w:after="0"/>
         <w:rPr>
           <w:lang w:val="en-US"/>
         </w:rPr>
@@ -1853,13 +4031,15 @@
     </w:p>
     <w:p>
       <w:pPr>
-        <w:rPr>
-          <w:lang w:val="en-US"/>
-        </w:rPr>
-      </w:pPr>
-    </w:p>
-    <w:p>
-      <w:pPr>
+        <w:spacing w:after="0"/>
+        <w:rPr>
+          <w:lang w:val="en-US"/>
+        </w:rPr>
+      </w:pPr>
+    </w:p>
+    <w:p>
+      <w:pPr>
+        <w:spacing w:after="0"/>
         <w:rPr>
           <w:lang w:val="en-US"/>
         </w:rPr>
@@ -1873,13 +4053,15 @@
     </w:p>
     <w:p>
       <w:pPr>
-        <w:rPr>
-          <w:lang w:val="en-US"/>
-        </w:rPr>
-      </w:pPr>
-    </w:p>
-    <w:p>
-      <w:pPr>
+        <w:spacing w:after="0"/>
+        <w:rPr>
+          <w:lang w:val="en-US"/>
+        </w:rPr>
+      </w:pPr>
+    </w:p>
+    <w:p>
+      <w:pPr>
+        <w:spacing w:after="0"/>
         <w:rPr>
           <w:lang w:val="en-US"/>
         </w:rPr>
@@ -1893,13 +4075,15 @@
     </w:p>
     <w:p>
       <w:pPr>
-        <w:rPr>
-          <w:lang w:val="en-US"/>
-        </w:rPr>
-      </w:pPr>
-    </w:p>
-    <w:p>
-      <w:pPr>
+        <w:spacing w:after="0"/>
+        <w:rPr>
+          <w:lang w:val="en-US"/>
+        </w:rPr>
+      </w:pPr>
+    </w:p>
+    <w:p>
+      <w:pPr>
+        <w:spacing w:after="0"/>
         <w:rPr>
           <w:lang w:val="en-US"/>
         </w:rPr>
@@ -1913,6 +4097,7 @@
     </w:p>
     <w:p>
       <w:pPr>
+        <w:spacing w:after="0"/>
         <w:rPr>
           <w:lang w:val="en-US"/>
         </w:rPr>
@@ -1926,13 +4111,15 @@
     </w:p>
     <w:p>
       <w:pPr>
-        <w:rPr>
-          <w:lang w:val="en-US"/>
-        </w:rPr>
-      </w:pPr>
-    </w:p>
-    <w:p>
-      <w:pPr>
+        <w:spacing w:after="0"/>
+        <w:rPr>
+          <w:lang w:val="en-US"/>
+        </w:rPr>
+      </w:pPr>
+    </w:p>
+    <w:p>
+      <w:pPr>
+        <w:spacing w:after="0"/>
         <w:rPr>
           <w:lang w:val="en-US"/>
         </w:rPr>
@@ -1946,6 +4133,7 @@
     </w:p>
     <w:p>
       <w:pPr>
+        <w:spacing w:after="0"/>
         <w:rPr>
           <w:lang w:val="en-US"/>
         </w:rPr>
@@ -1959,13 +4147,15 @@
     </w:p>
     <w:p>
       <w:pPr>
-        <w:rPr>
-          <w:lang w:val="en-US"/>
-        </w:rPr>
-      </w:pPr>
-    </w:p>
-    <w:p>
-      <w:pPr>
+        <w:spacing w:after="0"/>
+        <w:rPr>
+          <w:lang w:val="en-US"/>
+        </w:rPr>
+      </w:pPr>
+    </w:p>
+    <w:p>
+      <w:pPr>
+        <w:spacing w:after="0"/>
         <w:rPr>
           <w:lang w:val="en-US"/>
         </w:rPr>
@@ -1979,13 +4169,15 @@
     </w:p>
     <w:p>
       <w:pPr>
-        <w:rPr>
-          <w:lang w:val="en-US"/>
-        </w:rPr>
-      </w:pPr>
-    </w:p>
-    <w:p>
-      <w:pPr>
+        <w:spacing w:after="0"/>
+        <w:rPr>
+          <w:lang w:val="en-US"/>
+        </w:rPr>
+      </w:pPr>
+    </w:p>
+    <w:p>
+      <w:pPr>
+        <w:spacing w:after="0"/>
         <w:rPr>
           <w:lang w:val="en-US"/>
         </w:rPr>
@@ -1999,6 +4191,199 @@
     </w:p>
     <w:p>
       <w:pPr>
+        <w:spacing w:after="0"/>
+        <w:rPr>
+          <w:lang w:val="en-US"/>
+        </w:rPr>
+      </w:pPr>
+      <w:r>
+        <w:rPr>
+          <w:lang w:val="en-US"/>
+        </w:rPr>
+        <w:t xml:space="preserve">  + gcp-cluster-name    = "sofianegueruela-td2026"</w:t>
+      </w:r>
+    </w:p>
+    <w:p>
+      <w:pPr>
+        <w:spacing w:after="0"/>
+        <w:rPr>
+          <w:lang w:val="en-US"/>
+        </w:rPr>
+      </w:pPr>
+      <w:r>
+        <w:rPr>
+          <w:lang w:val="en-US"/>
+        </w:rPr>
+        <w:t xml:space="preserve">  + kubernetes_endpoint = (known after apply)</w:t>
+      </w:r>
+    </w:p>
+    <w:p>
+      <w:pPr>
+        <w:spacing w:after="0"/>
+        <w:rPr>
+          <w:lang w:val="en-US"/>
+        </w:rPr>
+      </w:pPr>
+    </w:p>
+    <w:p>
+      <w:pPr>
+        <w:spacing w:after="0"/>
+        <w:rPr>
+          <w:lang w:val="en-US"/>
+        </w:rPr>
+      </w:pPr>
+      <w:r>
+        <w:rPr>
+          <w:lang w:val="en-US"/>
+        </w:rPr>
+        <w:t>Do you want to perform these actions?</w:t>
+      </w:r>
+    </w:p>
+    <w:p>
+      <w:pPr>
+        <w:spacing w:after="0"/>
+        <w:rPr>
+          <w:lang w:val="en-US"/>
+        </w:rPr>
+      </w:pPr>
+      <w:r>
+        <w:rPr>
+          <w:lang w:val="en-US"/>
+        </w:rPr>
+        <w:t xml:space="preserve">  Terraform will perform the actions described above.</w:t>
+      </w:r>
+    </w:p>
+    <w:p>
+      <w:pPr>
+        <w:spacing w:after="0"/>
+        <w:rPr>
+          <w:lang w:val="en-US"/>
+        </w:rPr>
+      </w:pPr>
+      <w:r>
+        <w:rPr>
+          <w:lang w:val="en-US"/>
+        </w:rPr>
+        <w:t xml:space="preserve">  Only 'yes' will be accepted to approve.</w:t>
+      </w:r>
+    </w:p>
+    <w:p>
+      <w:pPr>
+        <w:spacing w:after="0"/>
+        <w:rPr>
+          <w:lang w:val="en-US"/>
+        </w:rPr>
+      </w:pPr>
+    </w:p>
+    <w:p>
+      <w:pPr>
+        <w:spacing w:after="0"/>
+        <w:rPr>
+          <w:lang w:val="en-US"/>
+        </w:rPr>
+      </w:pPr>
+      <w:r>
+        <w:rPr>
+          <w:lang w:val="en-US"/>
+        </w:rPr>
+        <w:t xml:space="preserve">  Enter a value: yes</w:t>
+      </w:r>
+    </w:p>
+    <w:p>
+      <w:pPr>
+        <w:spacing w:after="0"/>
+        <w:rPr>
+          <w:lang w:val="en-US"/>
+        </w:rPr>
+      </w:pPr>
+    </w:p>
+    <w:p>
+      <w:pPr>
+        <w:spacing w:after="0"/>
+        <w:rPr>
+          <w:lang w:val="en-US"/>
+        </w:rPr>
+      </w:pPr>
+      <w:r>
+        <w:rPr>
+          <w:lang w:val="en-US"/>
+        </w:rPr>
+        <w:t>google_container_cluster.primary: Creating...</w:t>
+      </w:r>
+    </w:p>
+    <w:p>
+      <w:pPr>
+        <w:spacing w:after="0"/>
+        <w:rPr>
+          <w:lang w:val="en-US"/>
+        </w:rPr>
+      </w:pPr>
+      <w:r>
+        <w:rPr>
+          <w:lang w:val="en-US"/>
+        </w:rPr>
+        <w:t>google_container_cluster.primary: Still creating... [00m10s elapsed]</w:t>
+      </w:r>
+    </w:p>
+    <w:p>
+      <w:pPr>
+        <w:spacing w:after="0"/>
+        <w:rPr>
+          <w:lang w:val="en-US"/>
+        </w:rPr>
+      </w:pPr>
+      <w:r>
+        <w:rPr>
+          <w:lang w:val="en-US"/>
+        </w:rPr>
+        <w:t>google_container_cluster.primary: Still creating... [00m20s elapsed]</w:t>
+      </w:r>
+    </w:p>
+    <w:p>
+      <w:pPr>
+        <w:spacing w:after="0"/>
+        <w:rPr>
+          <w:lang w:val="en-US"/>
+        </w:rPr>
+      </w:pPr>
+      <w:r>
+        <w:rPr>
+          <w:lang w:val="en-US"/>
+        </w:rPr>
+        <w:t>google_container_cluster.primary: Still creating... [00m30s elapsed]</w:t>
+      </w:r>
+    </w:p>
+    <w:p>
+      <w:pPr>
+        <w:spacing w:after="0"/>
+        <w:rPr>
+          <w:lang w:val="en-US"/>
+        </w:rPr>
+      </w:pPr>
+      <w:r>
+        <w:rPr>
+          <w:lang w:val="en-US"/>
+        </w:rPr>
+        <w:t>google_container_cluster.primary: Still creating... [00m40s elapsed]</w:t>
+      </w:r>
+    </w:p>
+    <w:p>
+      <w:pPr>
+        <w:spacing w:after="0"/>
+        <w:rPr>
+          <w:lang w:val="en-US"/>
+        </w:rPr>
+      </w:pPr>
+      <w:r>
+        <w:rPr>
+          <w:lang w:val="en-US"/>
+        </w:rPr>
+        <w:t>google_container_cluster.primary: Still creating... [00m50s elapsed]</w:t>
+      </w:r>
+    </w:p>
+    <w:p>
+      <w:pPr>
+        <w:spacing w:after="0"/>
         <w:rPr>
           <w:lang w:val="en-US"/>
         </w:rPr>
@@ -2008,140 +4393,679 @@
           <w:lang w:val="en-US"/>
         </w:rPr>
         <w:lastRenderedPageBreak/>
-        <w:t xml:space="preserve">  + gcp-cluster-name    = "sofianegueruela-td2026"</w:t>
-      </w:r>
-    </w:p>
-    <w:p>
-      <w:pPr>
-        <w:rPr>
-          <w:lang w:val="en-US"/>
-        </w:rPr>
-      </w:pPr>
-      <w:r>
-        <w:rPr>
-          <w:lang w:val="en-US"/>
-        </w:rPr>
-        <w:t xml:space="preserve">  + kubernetes_endpoint = (known after apply)</w:t>
-      </w:r>
-    </w:p>
-    <w:p>
-      <w:pPr>
-        <w:rPr>
-          <w:lang w:val="en-US"/>
-        </w:rPr>
-      </w:pPr>
-    </w:p>
-    <w:p>
-      <w:pPr>
-        <w:rPr>
-          <w:lang w:val="en-US"/>
-        </w:rPr>
-      </w:pPr>
-      <w:r>
-        <w:rPr>
-          <w:lang w:val="en-US"/>
-        </w:rPr>
-        <w:t>───────────────────────────────────────────────────────────────────────────────────────────────────────────────────────────────────────────────────────────────</w:t>
-      </w:r>
-    </w:p>
-    <w:p>
-      <w:pPr>
-        <w:rPr>
-          <w:lang w:val="en-US"/>
-        </w:rPr>
-      </w:pPr>
-    </w:p>
-    <w:p>
-      <w:pPr>
-        <w:rPr>
-          <w:lang w:val="en-US"/>
-        </w:rPr>
-      </w:pPr>
-      <w:r>
-        <w:rPr>
-          <w:lang w:val="en-US"/>
-        </w:rPr>
-        <w:t>Note: You didn't use the -out option to save this plan, so Terraform can't guarantee to take exactly these actions if you run "terraform apply" now.</w:t>
-      </w:r>
-    </w:p>
-    <w:p>
-      <w:pPr>
-        <w:rPr>
-          <w:lang w:val="en-US"/>
-        </w:rPr>
-      </w:pPr>
-    </w:p>
-    <w:p>
-      <w:pPr>
-        <w:rPr>
-          <w:lang w:val="en-US"/>
-        </w:rPr>
-      </w:pPr>
-    </w:p>
-    <w:p>
-      <w:pPr>
-        <w:rPr>
-          <w:lang w:val="en-US"/>
-        </w:rPr>
-      </w:pPr>
-    </w:p>
-    <w:p>
-      <w:pPr>
-        <w:rPr>
-          <w:lang w:val="en-US"/>
-        </w:rPr>
-      </w:pPr>
-    </w:p>
-    <w:p>
-      <w:pPr>
-        <w:rPr>
-          <w:lang w:val="en-US"/>
-        </w:rPr>
-      </w:pPr>
-    </w:p>
-    <w:p>
-      <w:pPr>
-        <w:rPr>
-          <w:lang w:val="en-US"/>
-        </w:rPr>
-      </w:pPr>
-    </w:p>
-    <w:p>
-      <w:pPr>
-        <w:rPr>
-          <w:lang w:val="en-US"/>
-        </w:rPr>
-      </w:pPr>
-    </w:p>
-    <w:p>
-      <w:r>
-        <w:t>DESPLIEGUE APLICACIÓN CON GITHUB AC</w:t>
-      </w:r>
-      <w:r>
-        <w:t>TIONS</w:t>
-      </w:r>
-    </w:p>
-    <w:p>
-      <w:r>
-        <w:t xml:space="preserve">Definimos los secretos y variables en </w:t>
-      </w:r>
-      <w:r>
-        <w:t>Github</w:t>
-      </w:r>
-      <w:r>
-        <w:t xml:space="preserve"> Actions</w:t>
-      </w:r>
-      <w:r>
-        <w:t>:</w:t>
+        <w:t>google_container_cluster.primary: Still creating... [01m00s elapsed]</w:t>
+      </w:r>
+    </w:p>
+    <w:p>
+      <w:pPr>
+        <w:spacing w:after="0"/>
+        <w:rPr>
+          <w:lang w:val="en-US"/>
+        </w:rPr>
+      </w:pPr>
+      <w:r>
+        <w:rPr>
+          <w:lang w:val="en-US"/>
+        </w:rPr>
+        <w:t>google_container_cluster.primary: Still creating... [01m10s elapsed]</w:t>
+      </w:r>
+    </w:p>
+    <w:p>
+      <w:pPr>
+        <w:spacing w:after="0"/>
+        <w:rPr>
+          <w:lang w:val="en-US"/>
+        </w:rPr>
+      </w:pPr>
+      <w:r>
+        <w:rPr>
+          <w:lang w:val="en-US"/>
+        </w:rPr>
+        <w:t>google_container_cluster.primary: Still creating... [01m20s elapsed]</w:t>
+      </w:r>
+    </w:p>
+    <w:p>
+      <w:pPr>
+        <w:spacing w:after="0"/>
+        <w:rPr>
+          <w:lang w:val="en-US"/>
+        </w:rPr>
+      </w:pPr>
+      <w:r>
+        <w:rPr>
+          <w:lang w:val="en-US"/>
+        </w:rPr>
+        <w:t>google_container_cluster.primary: Still creating... [01m30s elapsed]</w:t>
+      </w:r>
+    </w:p>
+    <w:p>
+      <w:pPr>
+        <w:spacing w:after="0"/>
+        <w:rPr>
+          <w:lang w:val="en-US"/>
+        </w:rPr>
+      </w:pPr>
+      <w:r>
+        <w:rPr>
+          <w:lang w:val="en-US"/>
+        </w:rPr>
+        <w:t>google_container_cluster.primary: Still creating... [01m40s elapsed]</w:t>
+      </w:r>
+    </w:p>
+    <w:p>
+      <w:pPr>
+        <w:spacing w:after="0"/>
+        <w:rPr>
+          <w:lang w:val="en-US"/>
+        </w:rPr>
+      </w:pPr>
+      <w:r>
+        <w:rPr>
+          <w:lang w:val="en-US"/>
+        </w:rPr>
+        <w:t>google_container_cluster.primary: Still creating... [01m50s elapsed]</w:t>
+      </w:r>
+    </w:p>
+    <w:p>
+      <w:pPr>
+        <w:spacing w:after="0"/>
+        <w:rPr>
+          <w:lang w:val="en-US"/>
+        </w:rPr>
+      </w:pPr>
+      <w:r>
+        <w:rPr>
+          <w:lang w:val="en-US"/>
+        </w:rPr>
+        <w:t>google_container_cluster.primary: Still creating... [02m00s elapsed]</w:t>
+      </w:r>
+    </w:p>
+    <w:p>
+      <w:pPr>
+        <w:spacing w:after="0"/>
+        <w:rPr>
+          <w:lang w:val="en-US"/>
+        </w:rPr>
+      </w:pPr>
+      <w:r>
+        <w:rPr>
+          <w:lang w:val="en-US"/>
+        </w:rPr>
+        <w:t>google_container_cluster.primary: Still creating... [02m10s elapsed]</w:t>
+      </w:r>
+    </w:p>
+    <w:p>
+      <w:pPr>
+        <w:spacing w:after="0"/>
+        <w:rPr>
+          <w:lang w:val="en-US"/>
+        </w:rPr>
+      </w:pPr>
+      <w:r>
+        <w:rPr>
+          <w:lang w:val="en-US"/>
+        </w:rPr>
+        <w:t>google_container_cluster.primary: Still creating... [02m20s elapsed]</w:t>
+      </w:r>
+    </w:p>
+    <w:p>
+      <w:pPr>
+        <w:spacing w:after="0"/>
+        <w:rPr>
+          <w:lang w:val="en-US"/>
+        </w:rPr>
+      </w:pPr>
+      <w:r>
+        <w:rPr>
+          <w:lang w:val="en-US"/>
+        </w:rPr>
+        <w:t>google_container_cluster.primary: Still creating... [02m30s elapsed]</w:t>
+      </w:r>
+    </w:p>
+    <w:p>
+      <w:pPr>
+        <w:spacing w:after="0"/>
+        <w:rPr>
+          <w:lang w:val="en-US"/>
+        </w:rPr>
+      </w:pPr>
+      <w:r>
+        <w:rPr>
+          <w:lang w:val="en-US"/>
+        </w:rPr>
+        <w:t>google_container_cluster.primary: Still creating... [02m40s elapsed]</w:t>
+      </w:r>
+    </w:p>
+    <w:p>
+      <w:pPr>
+        <w:spacing w:after="0"/>
+        <w:rPr>
+          <w:lang w:val="en-US"/>
+        </w:rPr>
+      </w:pPr>
+      <w:r>
+        <w:rPr>
+          <w:lang w:val="en-US"/>
+        </w:rPr>
+        <w:t>google_container_cluster.primary: Still creating... [02m50s elapsed]</w:t>
+      </w:r>
+    </w:p>
+    <w:p>
+      <w:pPr>
+        <w:spacing w:after="0"/>
+        <w:rPr>
+          <w:lang w:val="en-US"/>
+        </w:rPr>
+      </w:pPr>
+      <w:r>
+        <w:rPr>
+          <w:lang w:val="en-US"/>
+        </w:rPr>
+        <w:t>google_container_cluster.primary: Still creating... [03m00s elapsed]</w:t>
+      </w:r>
+    </w:p>
+    <w:p>
+      <w:pPr>
+        <w:spacing w:after="0"/>
+        <w:rPr>
+          <w:lang w:val="en-US"/>
+        </w:rPr>
+      </w:pPr>
+      <w:r>
+        <w:rPr>
+          <w:lang w:val="en-US"/>
+        </w:rPr>
+        <w:t>google_container_cluster.primary: Still creating... [03m10s elapsed]</w:t>
+      </w:r>
+    </w:p>
+    <w:p>
+      <w:pPr>
+        <w:spacing w:after="0"/>
+        <w:rPr>
+          <w:lang w:val="en-US"/>
+        </w:rPr>
+      </w:pPr>
+      <w:r>
+        <w:rPr>
+          <w:lang w:val="en-US"/>
+        </w:rPr>
+        <w:t>google_container_cluster.primary: Still creating... [03m20s elapsed]</w:t>
+      </w:r>
+    </w:p>
+    <w:p>
+      <w:pPr>
+        <w:spacing w:after="0"/>
+        <w:rPr>
+          <w:lang w:val="en-US"/>
+        </w:rPr>
+      </w:pPr>
+      <w:r>
+        <w:rPr>
+          <w:lang w:val="en-US"/>
+        </w:rPr>
+        <w:t>google_container_cluster.primary: Still creating... [03m30s elapsed]</w:t>
+      </w:r>
+    </w:p>
+    <w:p>
+      <w:pPr>
+        <w:spacing w:after="0"/>
+        <w:rPr>
+          <w:lang w:val="en-US"/>
+        </w:rPr>
+      </w:pPr>
+      <w:r>
+        <w:rPr>
+          <w:lang w:val="en-US"/>
+        </w:rPr>
+        <w:t>google_container_cluster.primary: Still creating... [03m40s elapsed]</w:t>
+      </w:r>
+    </w:p>
+    <w:p>
+      <w:pPr>
+        <w:spacing w:after="0"/>
+        <w:rPr>
+          <w:lang w:val="en-US"/>
+        </w:rPr>
+      </w:pPr>
+      <w:r>
+        <w:rPr>
+          <w:lang w:val="en-US"/>
+        </w:rPr>
+        <w:t>google_container_cluster.primary: Still creating... [03m50s elapsed]</w:t>
+      </w:r>
+    </w:p>
+    <w:p>
+      <w:pPr>
+        <w:spacing w:after="0"/>
+        <w:rPr>
+          <w:lang w:val="en-US"/>
+        </w:rPr>
+      </w:pPr>
+      <w:r>
+        <w:rPr>
+          <w:lang w:val="en-US"/>
+        </w:rPr>
+        <w:t>google_container_cluster.primary: Still creating... [04m00s elapsed]</w:t>
+      </w:r>
+    </w:p>
+    <w:p>
+      <w:pPr>
+        <w:spacing w:after="0"/>
+        <w:rPr>
+          <w:lang w:val="en-US"/>
+        </w:rPr>
+      </w:pPr>
+      <w:r>
+        <w:rPr>
+          <w:lang w:val="en-US"/>
+        </w:rPr>
+        <w:t>google_container_cluster.primary: Still creating... [04m10s elapsed]</w:t>
+      </w:r>
+    </w:p>
+    <w:p>
+      <w:pPr>
+        <w:spacing w:after="0"/>
+        <w:rPr>
+          <w:lang w:val="en-US"/>
+        </w:rPr>
+      </w:pPr>
+      <w:r>
+        <w:rPr>
+          <w:lang w:val="en-US"/>
+        </w:rPr>
+        <w:t>google_container_cluster.primary: Still creating... [04m20s elapsed]</w:t>
+      </w:r>
+    </w:p>
+    <w:p>
+      <w:pPr>
+        <w:spacing w:after="0"/>
+        <w:rPr>
+          <w:lang w:val="en-US"/>
+        </w:rPr>
+      </w:pPr>
+      <w:r>
+        <w:rPr>
+          <w:lang w:val="en-US"/>
+        </w:rPr>
+        <w:t>google_container_cluster.primary: Still creating... [04m30s elapsed]</w:t>
+      </w:r>
+    </w:p>
+    <w:p>
+      <w:pPr>
+        <w:spacing w:after="0"/>
+        <w:rPr>
+          <w:lang w:val="en-US"/>
+        </w:rPr>
+      </w:pPr>
+      <w:r>
+        <w:rPr>
+          <w:lang w:val="en-US"/>
+        </w:rPr>
+        <w:t>google_container_cluster.primary: Still creating... [04m40s elapsed]</w:t>
+      </w:r>
+    </w:p>
+    <w:p>
+      <w:pPr>
+        <w:spacing w:after="0"/>
+        <w:rPr>
+          <w:lang w:val="en-US"/>
+        </w:rPr>
+      </w:pPr>
+      <w:r>
+        <w:rPr>
+          <w:lang w:val="en-US"/>
+        </w:rPr>
+        <w:t>google_container_cluster.primary: Still creating... [04m50s elapsed]</w:t>
+      </w:r>
+    </w:p>
+    <w:p>
+      <w:pPr>
+        <w:spacing w:after="0"/>
+        <w:rPr>
+          <w:lang w:val="en-US"/>
+        </w:rPr>
+      </w:pPr>
+      <w:r>
+        <w:rPr>
+          <w:lang w:val="en-US"/>
+        </w:rPr>
+        <w:t>google_container_cluster.primary: Still creating... [05m00s elapsed]</w:t>
+      </w:r>
+    </w:p>
+    <w:p>
+      <w:pPr>
+        <w:spacing w:after="0"/>
+        <w:rPr>
+          <w:lang w:val="en-US"/>
+        </w:rPr>
+      </w:pPr>
+      <w:r>
+        <w:rPr>
+          <w:lang w:val="en-US"/>
+        </w:rPr>
+        <w:t>google_container_cluster.primary: Still creating... [05m10s elapsed]</w:t>
+      </w:r>
+    </w:p>
+    <w:p>
+      <w:pPr>
+        <w:spacing w:after="0"/>
+        <w:rPr>
+          <w:lang w:val="en-US"/>
+        </w:rPr>
+      </w:pPr>
+      <w:r>
+        <w:rPr>
+          <w:lang w:val="en-US"/>
+        </w:rPr>
+        <w:t>google_container_cluster.primary: Still creating... [05m20s elapsed]</w:t>
+      </w:r>
+    </w:p>
+    <w:p>
+      <w:pPr>
+        <w:spacing w:after="0"/>
+        <w:rPr>
+          <w:lang w:val="en-US"/>
+        </w:rPr>
+      </w:pPr>
+      <w:r>
+        <w:rPr>
+          <w:lang w:val="en-US"/>
+        </w:rPr>
+        <w:t>google_container_cluster.primary: Still creating... [05m30s elapsed]</w:t>
+      </w:r>
+    </w:p>
+    <w:p>
+      <w:pPr>
+        <w:spacing w:after="0"/>
+        <w:rPr>
+          <w:lang w:val="en-US"/>
+        </w:rPr>
+      </w:pPr>
+      <w:r>
+        <w:rPr>
+          <w:lang w:val="en-US"/>
+        </w:rPr>
+        <w:t>google_container_cluster.primary: Still creating... [05m40s elapsed]</w:t>
+      </w:r>
+    </w:p>
+    <w:p>
+      <w:pPr>
+        <w:spacing w:after="0"/>
+        <w:rPr>
+          <w:lang w:val="en-US"/>
+        </w:rPr>
+      </w:pPr>
+      <w:r>
+        <w:rPr>
+          <w:lang w:val="en-US"/>
+        </w:rPr>
+        <w:t>google_container_cluster.primary: Still creating... [05m50s elapsed]</w:t>
+      </w:r>
+    </w:p>
+    <w:p>
+      <w:pPr>
+        <w:spacing w:after="0"/>
+        <w:rPr>
+          <w:lang w:val="en-US"/>
+        </w:rPr>
+      </w:pPr>
+      <w:r>
+        <w:rPr>
+          <w:lang w:val="en-US"/>
+        </w:rPr>
+        <w:t>google_container_cluster.primary: Still creating... [06m00s elapsed]</w:t>
+      </w:r>
+    </w:p>
+    <w:p>
+      <w:pPr>
+        <w:spacing w:after="0"/>
+        <w:rPr>
+          <w:lang w:val="en-US"/>
+        </w:rPr>
+      </w:pPr>
+      <w:r>
+        <w:rPr>
+          <w:lang w:val="en-US"/>
+        </w:rPr>
+        <w:t>google_container_cluster.primary: Still creating... [06m10s elapsed]</w:t>
+      </w:r>
+    </w:p>
+    <w:p>
+      <w:pPr>
+        <w:spacing w:after="0"/>
+        <w:rPr>
+          <w:lang w:val="en-US"/>
+        </w:rPr>
+      </w:pPr>
+      <w:r>
+        <w:rPr>
+          <w:lang w:val="en-US"/>
+        </w:rPr>
+        <w:t>google_container_cluster.primary: Still creating... [06m20s elapsed]</w:t>
+      </w:r>
+    </w:p>
+    <w:p>
+      <w:pPr>
+        <w:spacing w:after="0"/>
+        <w:rPr>
+          <w:lang w:val="en-US"/>
+        </w:rPr>
+      </w:pPr>
+      <w:r>
+        <w:rPr>
+          <w:lang w:val="en-US"/>
+        </w:rPr>
+        <w:t>google_container_cluster.primary: Creation complete after 6m29s [id=projects/td-lab-494513/locations/europe-west4-a/clusters/sofianegueruela-td2026]</w:t>
+      </w:r>
+    </w:p>
+    <w:p>
+      <w:pPr>
+        <w:spacing w:after="0"/>
+        <w:rPr>
+          <w:lang w:val="en-US"/>
+        </w:rPr>
+      </w:pPr>
+      <w:r>
+        <w:rPr>
+          <w:lang w:val="en-US"/>
+        </w:rPr>
+        <w:t>google_container_node_pool.primary_nodes: Creating...</w:t>
+      </w:r>
+    </w:p>
+    <w:p>
+      <w:pPr>
+        <w:spacing w:after="0"/>
+        <w:rPr>
+          <w:lang w:val="en-US"/>
+        </w:rPr>
+      </w:pPr>
+      <w:r>
+        <w:rPr>
+          <w:lang w:val="en-US"/>
+        </w:rPr>
+        <w:t>google_container_node_pool.primary_nodes: Still creating... [00m10s elapsed]</w:t>
+      </w:r>
+    </w:p>
+    <w:p>
+      <w:pPr>
+        <w:spacing w:after="0"/>
+        <w:rPr>
+          <w:lang w:val="en-US"/>
+        </w:rPr>
+      </w:pPr>
+      <w:r>
+        <w:rPr>
+          <w:lang w:val="en-US"/>
+        </w:rPr>
+        <w:t>google_container_node_pool.primary_nodes: Still creating... [00m20s elapsed]</w:t>
+      </w:r>
+    </w:p>
+    <w:p>
+      <w:pPr>
+        <w:spacing w:after="0"/>
+        <w:rPr>
+          <w:lang w:val="en-US"/>
+        </w:rPr>
+      </w:pPr>
+      <w:r>
+        <w:rPr>
+          <w:lang w:val="en-US"/>
+        </w:rPr>
+        <w:t>google_container_node_pool.primary_nodes: Still creating... [00m30s elapsed]</w:t>
+      </w:r>
+    </w:p>
+    <w:p>
+      <w:pPr>
+        <w:spacing w:after="0"/>
+        <w:rPr>
+          <w:lang w:val="en-US"/>
+        </w:rPr>
+      </w:pPr>
+      <w:r>
+        <w:rPr>
+          <w:lang w:val="en-US"/>
+        </w:rPr>
+        <w:t>google_container_node_pool.primary_nodes: Still creating... [00m40s elapsed]</w:t>
+      </w:r>
+    </w:p>
+    <w:p>
+      <w:pPr>
+        <w:spacing w:after="0"/>
+        <w:rPr>
+          <w:lang w:val="en-US"/>
+        </w:rPr>
+      </w:pPr>
+      <w:r>
+        <w:rPr>
+          <w:lang w:val="en-US"/>
+        </w:rPr>
+        <w:t>google_container_node_pool.primary_nodes: Still creating... [00m50s elapsed]</w:t>
+      </w:r>
+    </w:p>
+    <w:p>
+      <w:pPr>
+        <w:spacing w:after="0"/>
+        <w:rPr>
+          <w:lang w:val="en-US"/>
+        </w:rPr>
+      </w:pPr>
+      <w:r>
+        <w:rPr>
+          <w:lang w:val="en-US"/>
+        </w:rPr>
+        <w:t>google_container_node_pool.primary_nodes: Still creating... [01m00s elapsed]</w:t>
+      </w:r>
+    </w:p>
+    <w:p>
+      <w:pPr>
+        <w:spacing w:after="0"/>
+        <w:rPr>
+          <w:lang w:val="en-US"/>
+        </w:rPr>
+      </w:pPr>
+      <w:r>
+        <w:rPr>
+          <w:lang w:val="en-US"/>
+        </w:rPr>
+        <w:t>google_container_node_pool.primary_nodes: Creation complete after 1m2s [id=projects/td-lab-494513/locations/europe-west4-a/clusters/sofianegueruela-td2026/nodePools/td-lab-494513-node-pool]</w:t>
+      </w:r>
+    </w:p>
+    <w:p>
+      <w:pPr>
+        <w:spacing w:after="0"/>
+        <w:rPr>
+          <w:lang w:val="en-US"/>
+        </w:rPr>
+      </w:pPr>
+    </w:p>
+    <w:p>
+      <w:pPr>
+        <w:spacing w:after="0"/>
+        <w:rPr>
+          <w:lang w:val="en-US"/>
+        </w:rPr>
+      </w:pPr>
+      <w:r>
+        <w:rPr>
+          <w:lang w:val="en-US"/>
+        </w:rPr>
+        <w:t>Apply complete! Resources: 2 added, 0 changed, 0 destroyed.</w:t>
+      </w:r>
+    </w:p>
+    <w:p>
+      <w:pPr>
+        <w:spacing w:after="0"/>
+        <w:rPr>
+          <w:lang w:val="en-US"/>
+        </w:rPr>
+      </w:pPr>
+    </w:p>
+    <w:p>
+      <w:pPr>
+        <w:spacing w:after="0"/>
+        <w:rPr>
+          <w:lang w:val="en-US"/>
+        </w:rPr>
+      </w:pPr>
+      <w:r>
+        <w:rPr>
+          <w:lang w:val="en-US"/>
+        </w:rPr>
+        <w:t>Outputs:</w:t>
+      </w:r>
+    </w:p>
+    <w:p>
+      <w:pPr>
+        <w:spacing w:after="0"/>
+        <w:rPr>
+          <w:lang w:val="en-US"/>
+        </w:rPr>
+      </w:pPr>
+    </w:p>
+    <w:p>
+      <w:pPr>
+        <w:spacing w:after="0"/>
+        <w:rPr>
+          <w:lang w:val="en-US"/>
+        </w:rPr>
+      </w:pPr>
+      <w:r>
+        <w:rPr>
+          <w:lang w:val="en-US"/>
+        </w:rPr>
+        <w:t>gcp-cluster-name = "sofianegueruela-td2026"</w:t>
+      </w:r>
+    </w:p>
+    <w:p>
+      <w:pPr>
+        <w:spacing w:after="0"/>
+        <w:rPr>
+          <w:lang w:val="en-US"/>
+        </w:rPr>
+      </w:pPr>
+      <w:r>
+        <w:rPr>
+          <w:lang w:val="en-US"/>
+        </w:rPr>
+        <w:t>kubernetes_endpoint = "34.12.239.246"</w:t>
+      </w:r>
+    </w:p>
+    <w:p>
+      <w:r>
+        <w:lastRenderedPageBreak/>
+        <w:t>Po</w:t>
+      </w:r>
+      <w:r>
+        <w:t>demos comprobar que se ha creado el cluster correctamente:</w:t>
       </w:r>
     </w:p>
     <w:p>
       <w:r>
         <w:drawing>
-          <wp:inline distT="0" distB="0" distL="0" distR="0" wp14:anchorId="52D5C75C" wp14:editId="6FE95B83">
-            <wp:extent cx="5400040" cy="2305050"/>
+          <wp:inline distT="0" distB="0" distL="0" distR="0" wp14:anchorId="6363ECF7" wp14:editId="363F8E49">
+            <wp:extent cx="5400040" cy="2405380"/>
             <wp:effectExtent l="0" t="0" r="0" b="0"/>
-            <wp:docPr id="2033739350" name="Picture 1"/>
+            <wp:docPr id="1113839206" name="Picture 1"/>
             <wp:cNvGraphicFramePr>
               <a:graphicFrameLocks xmlns:a="http://schemas.openxmlformats.org/drawingml/2006/main" noChangeAspect="1"/>
             </wp:cNvGraphicFramePr>
@@ -2149,7 +5073,7 @@
               <a:graphicData uri="http://schemas.openxmlformats.org/drawingml/2006/picture">
                 <pic:pic xmlns:pic="http://schemas.openxmlformats.org/drawingml/2006/picture">
                   <pic:nvPicPr>
-                    <pic:cNvPr id="2033739350" name=""/>
+                    <pic:cNvPr id="1113839206" name=""/>
                     <pic:cNvPicPr/>
                   </pic:nvPicPr>
                   <pic:blipFill>
@@ -2161,7 +5085,7 @@
                   <pic:spPr>
                     <a:xfrm>
                       <a:off x="0" y="0"/>
-                      <a:ext cx="5400040" cy="2305050"/>
+                      <a:ext cx="5400040" cy="2405380"/>
                     </a:xfrm>
                     <a:prstGeom prst="rect">
                       <a:avLst/>
@@ -2174,13 +5098,37 @@
         </w:drawing>
       </w:r>
     </w:p>
+    <w:p/>
+    <w:p/>
+    <w:p>
+      <w:r>
+        <w:t>DESPLIEGUE APLICACIÓN CON GITHUB AC</w:t>
+      </w:r>
+      <w:r>
+        <w:t>TIONS</w:t>
+      </w:r>
+    </w:p>
+    <w:p>
+      <w:r>
+        <w:t xml:space="preserve">Definimos los secretos y variables en </w:t>
+      </w:r>
+      <w:r>
+        <w:t>Github</w:t>
+      </w:r>
+      <w:r>
+        <w:t xml:space="preserve"> Actions</w:t>
+      </w:r>
+      <w:r>
+        <w:t>:</w:t>
+      </w:r>
+    </w:p>
     <w:p>
       <w:r>
         <w:drawing>
-          <wp:inline distT="0" distB="0" distL="0" distR="0" wp14:anchorId="6B066112" wp14:editId="036B02C0">
-            <wp:extent cx="5400040" cy="1293495"/>
+          <wp:inline distT="0" distB="0" distL="0" distR="0" wp14:anchorId="13D16303" wp14:editId="53E88C02">
+            <wp:extent cx="5400040" cy="2226945"/>
             <wp:effectExtent l="0" t="0" r="0" b="1905"/>
-            <wp:docPr id="475597036" name="Picture 1"/>
+            <wp:docPr id="20902303" name="Picture 1"/>
             <wp:cNvGraphicFramePr>
               <a:graphicFrameLocks xmlns:a="http://schemas.openxmlformats.org/drawingml/2006/main" noChangeAspect="1"/>
             </wp:cNvGraphicFramePr>
@@ -2188,7 +5136,7 @@
               <a:graphicData uri="http://schemas.openxmlformats.org/drawingml/2006/picture">
                 <pic:pic xmlns:pic="http://schemas.openxmlformats.org/drawingml/2006/picture">
                   <pic:nvPicPr>
-                    <pic:cNvPr id="475597036" name=""/>
+                    <pic:cNvPr id="20902303" name=""/>
                     <pic:cNvPicPr/>
                   </pic:nvPicPr>
                   <pic:blipFill>
@@ -2200,7 +5148,49 @@
                   <pic:spPr>
                     <a:xfrm>
                       <a:off x="0" y="0"/>
-                      <a:ext cx="5400040" cy="1293495"/>
+                      <a:ext cx="5400040" cy="2226945"/>
+                    </a:xfrm>
+                    <a:prstGeom prst="rect">
+                      <a:avLst/>
+                    </a:prstGeom>
+                  </pic:spPr>
+                </pic:pic>
+              </a:graphicData>
+            </a:graphic>
+          </wp:inline>
+        </w:drawing>
+      </w:r>
+    </w:p>
+    <w:p>
+      <w:r>
+        <w:rPr>
+          <w:noProof/>
+        </w:rPr>
+        <w:drawing>
+          <wp:inline distT="0" distB="0" distL="0" distR="0" wp14:anchorId="33F5539E" wp14:editId="57D34EB2">
+            <wp:extent cx="5400040" cy="2339975"/>
+            <wp:effectExtent l="0" t="0" r="0" b="3175"/>
+            <wp:docPr id="1537978819" name="Picture 1"/>
+            <wp:cNvGraphicFramePr>
+              <a:graphicFrameLocks xmlns:a="http://schemas.openxmlformats.org/drawingml/2006/main" noChangeAspect="1"/>
+            </wp:cNvGraphicFramePr>
+            <a:graphic xmlns:a="http://schemas.openxmlformats.org/drawingml/2006/main">
+              <a:graphicData uri="http://schemas.openxmlformats.org/drawingml/2006/picture">
+                <pic:pic xmlns:pic="http://schemas.openxmlformats.org/drawingml/2006/picture">
+                  <pic:nvPicPr>
+                    <pic:cNvPr id="1537978819" name=""/>
+                    <pic:cNvPicPr/>
+                  </pic:nvPicPr>
+                  <pic:blipFill>
+                    <a:blip r:embed="rId7"/>
+                    <a:stretch>
+                      <a:fillRect/>
+                    </a:stretch>
+                  </pic:blipFill>
+                  <pic:spPr>
+                    <a:xfrm>
+                      <a:off x="0" y="0"/>
+                      <a:ext cx="5400040" cy="2339975"/>
                     </a:xfrm>
                     <a:prstGeom prst="rect">
                       <a:avLst/>
